--- a/pr-preview/pr-160/estimation-handout-tracked-changes.docx
+++ b/pr-preview/pr-160/estimation-handout-tracked-changes.docx
@@ -16,7 +16,7 @@
       </w:pPr>
       <w:del w:id="1" w:author="PR Preview" w:date="2026-01-01T00:00:00Z">
         <w:r>
-          <w:delText xml:space="preserve">Last modified: 2026-10-14 01:59:19 (PDT)</w:delText>
+          <w:delText xml:space="preserve">Last modified: 2026-10-14 13:15:49 (PDT)</w:delText>
         </w:r>
       </w:del>
     </w:p>
@@ -26,7 +26,7 @@
       </w:pPr>
       <w:ins w:id="2" w:author="PR Preview" w:date="2026-01-01T00:00:00Z">
         <w:r>
-          <w:t xml:space="preserve">Last modified: 2026-10-14 13:06:31 (PDT)</w:t>
+          <w:t xml:space="preserve">Last modified: 2026-10-14 13:44:39 (PDT)</w:t>
         </w:r>
       </w:ins>
     </w:p>
@@ -13735,6 +13735,93 @@
           <w:t xml:space="preserve">Theorem 3 (Expanded squared bias)</w:t>
         </w:r>
       </w:ins>
+      <w:ins w:id="4" w:author="PR Preview" w:date="2026-01-01T00:00:00Z">
+        <w:r>
+          <w:t xml:space="preserve"> </w:t>
+        </w:r>
+      </w:ins>
+      <w:ins w:id="5" w:author="PR Preview" w:date="2026-01-01T00:00:00Z">
+        <w:r>
+          <w:t xml:space="preserve">For any one-dimensional estimator</w:t>
+        </w:r>
+      </w:ins>
+      <w:ins w:id="6" w:author="PR Preview" w:date="2026-01-01T00:00:00Z">
+        <w:r>
+          <w:t xml:space="preserve"> </w:t>
+        </w:r>
+      </w:ins>
+      <m:oMath>
+        <m:acc>
+          <m:accPr>
+            <m:chr m:val="̂"/>
+          </m:accPr>
+          <m:e>
+            <m:r>
+              <m:t>θ</m:t>
+            </m:r>
+          </m:e>
+        </m:acc>
+      </m:oMath>
+      <w:ins w:id="7" w:author="PR Preview" w:date="2026-01-01T00:00:00Z">
+        <w:r>
+          <w:t xml:space="preserve"> </w:t>
+        </w:r>
+      </w:ins>
+      <w:ins w:id="8" w:author="PR Preview" w:date="2026-01-01T00:00:00Z">
+        <w:r>
+          <w:t xml:space="preserve">of an estimand</w:t>
+        </w:r>
+      </w:ins>
+      <w:ins w:id="9" w:author="PR Preview" w:date="2026-01-01T00:00:00Z">
+        <w:r>
+          <w:t xml:space="preserve"> </w:t>
+        </w:r>
+      </w:ins>
+      <m:oMath>
+        <m:r>
+          <m:t>θ</m:t>
+        </m:r>
+      </m:oMath>
+      <w:ins w:id="10" w:author="PR Preview" w:date="2026-01-01T00:00:00Z">
+        <w:r>
+          <w:t xml:space="preserve">,</w:t>
+        </w:r>
+      </w:ins>
+      <w:ins w:id="11" w:author="PR Preview" w:date="2026-01-01T00:00:00Z">
+        <w:r>
+          <w:t xml:space="preserve"> </w:t>
+        </w:r>
+      </w:ins>
+      <w:ins w:id="12" w:author="PR Preview" w:date="2026-01-01T00:00:00Z">
+        <w:r>
+          <w:t xml:space="preserve">the squared</w:t>
+        </w:r>
+      </w:ins>
+      <w:ins w:id="13" w:author="PR Preview" w:date="2026-01-01T00:00:00Z">
+        <w:r>
+          <w:t xml:space="preserve"> </w:t>
+        </w:r>
+      </w:ins>
+      <w:hyperlink w:anchor="def-bias">
+        <w:ins w:id="14" w:author="PR Preview" w:date="2026-01-01T00:00:00Z">
+          <w:r>
+            <w:rPr>
+              <w:rStyle w:val="Hyperlink"/>
+            </w:rPr>
+            <w:t xml:space="preserve">bias</w:t>
+          </w:r>
+        </w:ins>
+      </w:hyperlink>
+      <w:ins w:id="15" w:author="PR Preview" w:date="2026-01-01T00:00:00Z">
+        <w:r>
+          <w:t xml:space="preserve"> </w:t>
+        </w:r>
+      </w:ins>
+      <w:ins w:id="16" w:author="PR Preview" w:date="2026-01-01T00:00:00Z">
+        <w:r>
+          <w:t xml:space="preserve">is:</w:t>
+        </w:r>
+      </w:ins>
     </w:p>
     <w:p>
       <w:pPr>
@@ -13935,7 +14022,7 @@
       <w:pPr>
         <w:pStyle w:val="FirstParagraph"/>
       </w:pPr>
-      <w:ins w:id="4" w:author="PR Preview" w:date="2026-01-01T00:00:00Z">
+      <w:ins w:id="17" w:author="PR Preview" w:date="2026-01-01T00:00:00Z">
         <w:r>
           <w:rPr>
             <w:i/>
@@ -13944,23 +14031,23 @@
           <w:t xml:space="preserve">Proof</w:t>
         </w:r>
       </w:ins>
-      <w:ins w:id="5" w:author="PR Preview" w:date="2026-01-01T00:00:00Z">
+      <w:ins w:id="18" w:author="PR Preview" w:date="2026-01-01T00:00:00Z">
         <w:r>
           <w:t xml:space="preserve">. </w:t>
         </w:r>
       </w:ins>
-      <w:ins w:id="6" w:author="PR Preview" w:date="2026-01-01T00:00:00Z">
+      <w:ins w:id="19" w:author="PR Preview" w:date="2026-01-01T00:00:00Z">
         <w:r>
           <w:t xml:space="preserve">This is the solution to</w:t>
         </w:r>
       </w:ins>
-      <w:ins w:id="7" w:author="PR Preview" w:date="2026-01-01T00:00:00Z">
+      <w:ins w:id="20" w:author="PR Preview" w:date="2026-01-01T00:00:00Z">
         <w:r>
           <w:t xml:space="preserve"> </w:t>
         </w:r>
       </w:ins>
       <w:hyperlink w:anchor="exr-sq-bias-expand">
-        <w:ins w:id="8" w:author="PR Preview" w:date="2026-01-01T00:00:00Z">
+        <w:ins w:id="21" w:author="PR Preview" w:date="2026-01-01T00:00:00Z">
           <w:r>
             <w:rPr>
               <w:rStyle w:val="Hyperlink"/>
@@ -13969,7 +14056,27 @@
           </w:r>
         </w:ins>
       </w:hyperlink>
-      <w:ins w:id="9" w:author="PR Preview" w:date="2026-01-01T00:00:00Z">
+      <w:ins w:id="22" w:author="PR Preview" w:date="2026-01-01T00:00:00Z">
+        <w:r>
+          <w:t xml:space="preserve">, worked in</w:t>
+        </w:r>
+      </w:ins>
+      <w:ins w:id="23" w:author="PR Preview" w:date="2026-01-01T00:00:00Z">
+        <w:r>
+          <w:t xml:space="preserve"> </w:t>
+        </w:r>
+      </w:ins>
+      <w:hyperlink w:anchor="sol-sq-bias-expand">
+        <w:ins w:id="24" w:author="PR Preview" w:date="2026-01-01T00:00:00Z">
+          <w:r>
+            <w:rPr>
+              <w:rStyle w:val="Hyperlink"/>
+            </w:rPr>
+            <w:t xml:space="preserve">Solution 3</w:t>
+          </w:r>
+        </w:ins>
+      </w:hyperlink>
+      <w:ins w:id="25" w:author="PR Preview" w:date="2026-01-01T00:00:00Z">
         <w:r>
           <w:t xml:space="preserve">.</w:t>
         </w:r>
@@ -15866,13 +15973,75 @@
       <w:pPr>
         <w:pStyle w:val="FirstParagraph"/>
       </w:pPr>
-      <w:ins w:id="10" w:author="PR Preview" w:date="2026-01-01T00:00:00Z">
+      <w:ins w:id="26" w:author="PR Preview" w:date="2026-01-01T00:00:00Z">
         <w:r>
           <w:rPr>
             <w:b/>
             <w:bCs/>
           </w:rPr>
           <w:t xml:space="preserve">Theorem 4 (Expanded squared bias plus variance)</w:t>
+        </w:r>
+      </w:ins>
+      <w:ins w:id="27" w:author="PR Preview" w:date="2026-01-01T00:00:00Z">
+        <w:r>
+          <w:t xml:space="preserve"> </w:t>
+        </w:r>
+      </w:ins>
+      <w:ins w:id="28" w:author="PR Preview" w:date="2026-01-01T00:00:00Z">
+        <w:r>
+          <w:t xml:space="preserve">For any one-dimensional estimator</w:t>
+        </w:r>
+      </w:ins>
+      <w:ins w:id="29" w:author="PR Preview" w:date="2026-01-01T00:00:00Z">
+        <w:r>
+          <w:t xml:space="preserve"> </w:t>
+        </w:r>
+      </w:ins>
+      <m:oMath>
+        <m:acc>
+          <m:accPr>
+            <m:chr m:val="̂"/>
+          </m:accPr>
+          <m:e>
+            <m:r>
+              <m:t>θ</m:t>
+            </m:r>
+          </m:e>
+        </m:acc>
+      </m:oMath>
+      <w:ins w:id="30" w:author="PR Preview" w:date="2026-01-01T00:00:00Z">
+        <w:r>
+          <w:t xml:space="preserve"> </w:t>
+        </w:r>
+      </w:ins>
+      <w:ins w:id="31" w:author="PR Preview" w:date="2026-01-01T00:00:00Z">
+        <w:r>
+          <w:t xml:space="preserve">of an estimand</w:t>
+        </w:r>
+      </w:ins>
+      <w:ins w:id="32" w:author="PR Preview" w:date="2026-01-01T00:00:00Z">
+        <w:r>
+          <w:t xml:space="preserve"> </w:t>
+        </w:r>
+      </w:ins>
+      <m:oMath>
+        <m:r>
+          <m:t>θ</m:t>
+        </m:r>
+      </m:oMath>
+      <w:ins w:id="33" w:author="PR Preview" w:date="2026-01-01T00:00:00Z">
+        <w:r>
+          <w:t xml:space="preserve">,</w:t>
+        </w:r>
+      </w:ins>
+      <w:ins w:id="34" w:author="PR Preview" w:date="2026-01-01T00:00:00Z">
+        <w:r>
+          <w:t xml:space="preserve"> </w:t>
+        </w:r>
+      </w:ins>
+      <w:ins w:id="35" w:author="PR Preview" w:date="2026-01-01T00:00:00Z">
+        <w:r>
+          <w:t xml:space="preserve">the squared bias plus the variance is:</w:t>
         </w:r>
       </w:ins>
     </w:p>
@@ -16097,7 +16266,7 @@
       <w:pPr>
         <w:pStyle w:val="FirstParagraph"/>
       </w:pPr>
-      <w:ins w:id="11" w:author="PR Preview" w:date="2026-01-01T00:00:00Z">
+      <w:ins w:id="36" w:author="PR Preview" w:date="2026-01-01T00:00:00Z">
         <w:r>
           <w:rPr>
             <w:i/>
@@ -16106,23 +16275,23 @@
           <w:t xml:space="preserve">Proof</w:t>
         </w:r>
       </w:ins>
-      <w:ins w:id="12" w:author="PR Preview" w:date="2026-01-01T00:00:00Z">
+      <w:ins w:id="37" w:author="PR Preview" w:date="2026-01-01T00:00:00Z">
         <w:r>
           <w:t xml:space="preserve">. </w:t>
         </w:r>
       </w:ins>
-      <w:ins w:id="13" w:author="PR Preview" w:date="2026-01-01T00:00:00Z">
+      <w:ins w:id="38" w:author="PR Preview" w:date="2026-01-01T00:00:00Z">
         <w:r>
           <w:t xml:space="preserve">This is the solution to</w:t>
         </w:r>
       </w:ins>
-      <w:ins w:id="14" w:author="PR Preview" w:date="2026-01-01T00:00:00Z">
+      <w:ins w:id="39" w:author="PR Preview" w:date="2026-01-01T00:00:00Z">
         <w:r>
           <w:t xml:space="preserve"> </w:t>
         </w:r>
       </w:ins>
       <w:hyperlink w:anchor="exr-bias-sq-plus-var">
-        <w:ins w:id="15" w:author="PR Preview" w:date="2026-01-01T00:00:00Z">
+        <w:ins w:id="40" w:author="PR Preview" w:date="2026-01-01T00:00:00Z">
           <w:r>
             <w:rPr>
               <w:rStyle w:val="Hyperlink"/>
@@ -16131,7 +16300,57 @@
           </w:r>
         </w:ins>
       </w:hyperlink>
-      <w:ins w:id="16" w:author="PR Preview" w:date="2026-01-01T00:00:00Z">
+      <w:ins w:id="41" w:author="PR Preview" w:date="2026-01-01T00:00:00Z">
+        <w:r>
+          <w:t xml:space="preserve">, worked in</w:t>
+        </w:r>
+      </w:ins>
+      <w:ins w:id="42" w:author="PR Preview" w:date="2026-01-01T00:00:00Z">
+        <w:r>
+          <w:t xml:space="preserve"> </w:t>
+        </w:r>
+      </w:ins>
+      <w:hyperlink w:anchor="sol-bias-sq-plus-var">
+        <w:ins w:id="43" w:author="PR Preview" w:date="2026-01-01T00:00:00Z">
+          <w:r>
+            <w:rPr>
+              <w:rStyle w:val="Hyperlink"/>
+            </w:rPr>
+            <w:t xml:space="preserve">Solution 4</w:t>
+          </w:r>
+        </w:ins>
+      </w:hyperlink>
+      <w:ins w:id="44" w:author="PR Preview" w:date="2026-01-01T00:00:00Z">
+        <w:r>
+          <w:t xml:space="preserve">.</w:t>
+        </w:r>
+      </w:ins>
+      <w:ins w:id="45" w:author="PR Preview" w:date="2026-01-01T00:00:00Z">
+        <w:r>
+          <w:t xml:space="preserve"> </w:t>
+        </w:r>
+      </w:ins>
+      <w:ins w:id="46" w:author="PR Preview" w:date="2026-01-01T00:00:00Z">
+        <w:r>
+          <w:t xml:space="preserve">It adds the variance to the squared bias of</w:t>
+        </w:r>
+      </w:ins>
+      <w:ins w:id="47" w:author="PR Preview" w:date="2026-01-01T00:00:00Z">
+        <w:r>
+          <w:t xml:space="preserve"> </w:t>
+        </w:r>
+      </w:ins>
+      <w:hyperlink w:anchor="thm-sq-bias-expand">
+        <w:ins w:id="48" w:author="PR Preview" w:date="2026-01-01T00:00:00Z">
+          <w:r>
+            <w:rPr>
+              <w:rStyle w:val="Hyperlink"/>
+            </w:rPr>
+            <w:t xml:space="preserve">Theorem 3</w:t>
+          </w:r>
+        </w:ins>
+      </w:hyperlink>
+      <w:ins w:id="49" w:author="PR Preview" w:date="2026-01-01T00:00:00Z">
         <w:r>
           <w:t xml:space="preserve">.</w:t>
         </w:r>
@@ -17121,7 +17340,7 @@
       <w:pPr>
         <w:pStyle w:val="FirstParagraph"/>
       </w:pPr>
-      <w:del w:id="17" w:author="PR Preview" w:date="2026-01-01T00:00:00Z">
+      <w:del w:id="50" w:author="PR Preview" w:date="2026-01-01T00:00:00Z">
         <w:r>
           <w:rPr>
             <w:b/>
@@ -17130,17 +17349,17 @@
           <w:delText xml:space="preserve">Theorem 3 (Mean squared error equals bias squared plus variance)</w:delText>
         </w:r>
       </w:del>
-      <w:del w:id="18" w:author="PR Preview" w:date="2026-01-01T00:00:00Z">
+      <w:del w:id="51" w:author="PR Preview" w:date="2026-01-01T00:00:00Z">
         <w:r>
           <w:delText xml:space="preserve"> </w:delText>
         </w:r>
       </w:del>
-      <w:del w:id="19" w:author="PR Preview" w:date="2026-01-01T00:00:00Z">
+      <w:del w:id="52" w:author="PR Preview" w:date="2026-01-01T00:00:00Z">
         <w:r>
           <w:delText xml:space="preserve">For any one-dimensional estimator</w:delText>
         </w:r>
       </w:del>
-      <w:del w:id="20" w:author="PR Preview" w:date="2026-01-01T00:00:00Z">
+      <w:del w:id="53" w:author="PR Preview" w:date="2026-01-01T00:00:00Z">
         <w:r>
           <w:delText xml:space="preserve"> </w:delText>
         </w:r>
@@ -17157,7 +17376,7 @@
           </m:e>
         </m:acc>
       </m:oMath>
-      <w:del w:id="21" w:author="PR Preview" w:date="2026-01-01T00:00:00Z">
+      <w:del w:id="54" w:author="PR Preview" w:date="2026-01-01T00:00:00Z">
         <w:r>
           <w:delText xml:space="preserve">:</w:delText>
         </w:r>
@@ -17332,7 +17551,7 @@
       <w:pPr>
         <w:pStyle w:val="FirstParagraph"/>
       </w:pPr>
-      <w:del w:id="22" w:author="PR Preview" w:date="2026-01-01T00:00:00Z">
+      <w:del w:id="55" w:author="PR Preview" w:date="2026-01-01T00:00:00Z">
         <w:r>
           <w:rPr>
             <w:i/>
@@ -17341,23 +17560,23 @@
           <w:delText xml:space="preserve">Proof</w:delText>
         </w:r>
       </w:del>
-      <w:del w:id="23" w:author="PR Preview" w:date="2026-01-01T00:00:00Z">
+      <w:del w:id="56" w:author="PR Preview" w:date="2026-01-01T00:00:00Z">
         <w:r>
           <w:delText xml:space="preserve">. </w:delText>
         </w:r>
       </w:del>
-      <w:del w:id="24" w:author="PR Preview" w:date="2026-01-01T00:00:00Z">
+      <w:del w:id="57" w:author="PR Preview" w:date="2026-01-01T00:00:00Z">
         <w:r>
           <w:delText xml:space="preserve">By</w:delText>
         </w:r>
       </w:del>
-      <w:del w:id="25" w:author="PR Preview" w:date="2026-01-01T00:00:00Z">
+      <w:del w:id="58" w:author="PR Preview" w:date="2026-01-01T00:00:00Z">
         <w:r>
           <w:delText xml:space="preserve"> </w:delText>
         </w:r>
       </w:del>
       <w:hyperlink w:anchor="exr-mse-expand">
-        <w:del w:id="26" w:author="PR Preview" w:date="2026-01-01T00:00:00Z">
+        <w:del w:id="59" w:author="PR Preview" w:date="2026-01-01T00:00:00Z">
           <w:r>
             <w:rPr>
               <w:rStyle w:val="Hyperlink"/>
@@ -17366,23 +17585,23 @@
           </w:r>
         </w:del>
       </w:hyperlink>
-      <w:del w:id="27" w:author="PR Preview" w:date="2026-01-01T00:00:00Z">
+      <w:del w:id="60" w:author="PR Preview" w:date="2026-01-01T00:00:00Z">
         <w:r>
           <w:delText xml:space="preserve"> </w:delText>
         </w:r>
       </w:del>
-      <w:del w:id="28" w:author="PR Preview" w:date="2026-01-01T00:00:00Z">
+      <w:del w:id="61" w:author="PR Preview" w:date="2026-01-01T00:00:00Z">
         <w:r>
           <w:delText xml:space="preserve">and</w:delText>
         </w:r>
       </w:del>
-      <w:del w:id="29" w:author="PR Preview" w:date="2026-01-01T00:00:00Z">
+      <w:del w:id="62" w:author="PR Preview" w:date="2026-01-01T00:00:00Z">
         <w:r>
           <w:delText xml:space="preserve"> </w:delText>
         </w:r>
       </w:del>
       <w:hyperlink w:anchor="exr-bias-sq-plus-var">
-        <w:del w:id="30" w:author="PR Preview" w:date="2026-01-01T00:00:00Z">
+        <w:del w:id="63" w:author="PR Preview" w:date="2026-01-01T00:00:00Z">
           <w:r>
             <w:rPr>
               <w:rStyle w:val="Hyperlink"/>
@@ -17391,12 +17610,12 @@
           </w:r>
         </w:del>
       </w:hyperlink>
-      <w:del w:id="31" w:author="PR Preview" w:date="2026-01-01T00:00:00Z">
+      <w:del w:id="64" w:author="PR Preview" w:date="2026-01-01T00:00:00Z">
         <w:r>
           <w:delText xml:space="preserve">,</w:delText>
         </w:r>
       </w:del>
-      <w:del w:id="32" w:author="PR Preview" w:date="2026-01-01T00:00:00Z">
+      <w:del w:id="65" w:author="PR Preview" w:date="2026-01-01T00:00:00Z">
         <w:r>
           <w:delText xml:space="preserve"> </w:delText>
         </w:r>
@@ -17435,17 +17654,17 @@
           <m:t>​</m:t>
         </m:r>
       </m:oMath>
-      <w:del w:id="33" w:author="PR Preview" w:date="2026-01-01T00:00:00Z">
+      <w:del w:id="66" w:author="PR Preview" w:date="2026-01-01T00:00:00Z">
         <w:r>
           <w:delText xml:space="preserve"> </w:delText>
         </w:r>
       </w:del>
-      <w:del w:id="34" w:author="PR Preview" w:date="2026-01-01T00:00:00Z">
+      <w:del w:id="67" w:author="PR Preview" w:date="2026-01-01T00:00:00Z">
         <w:r>
           <w:delText xml:space="preserve">and</w:delText>
         </w:r>
       </w:del>
-      <w:del w:id="35" w:author="PR Preview" w:date="2026-01-01T00:00:00Z">
+      <w:del w:id="68" w:author="PR Preview" w:date="2026-01-01T00:00:00Z">
         <w:r>
           <w:delText xml:space="preserve"> </w:delText>
         </w:r>
@@ -17547,17 +17766,17 @@
           <m:t>​</m:t>
         </m:r>
       </m:oMath>
-      <w:del w:id="36" w:author="PR Preview" w:date="2026-01-01T00:00:00Z">
+      <w:del w:id="69" w:author="PR Preview" w:date="2026-01-01T00:00:00Z">
         <w:r>
           <w:delText xml:space="preserve"> </w:delText>
         </w:r>
       </w:del>
-      <w:del w:id="37" w:author="PR Preview" w:date="2026-01-01T00:00:00Z">
+      <w:del w:id="70" w:author="PR Preview" w:date="2026-01-01T00:00:00Z">
         <w:r>
           <w:delText xml:space="preserve">both equal</w:delText>
         </w:r>
       </w:del>
-      <w:del w:id="38" w:author="PR Preview" w:date="2026-01-01T00:00:00Z">
+      <w:del w:id="71" w:author="PR Preview" w:date="2026-01-01T00:00:00Z">
         <w:r>
           <w:delText xml:space="preserve"> </w:delText>
         </w:r>
@@ -17667,17 +17886,17 @@
           </m:sup>
         </m:sSup>
       </m:oMath>
-      <w:del w:id="39" w:author="PR Preview" w:date="2026-01-01T00:00:00Z">
+      <w:del w:id="72" w:author="PR Preview" w:date="2026-01-01T00:00:00Z">
         <w:r>
           <w:delText xml:space="preserve">,</w:delText>
         </w:r>
       </w:del>
-      <w:del w:id="40" w:author="PR Preview" w:date="2026-01-01T00:00:00Z">
+      <w:del w:id="73" w:author="PR Preview" w:date="2026-01-01T00:00:00Z">
         <w:r>
           <w:delText xml:space="preserve"> </w:delText>
         </w:r>
       </w:del>
-      <w:del w:id="41" w:author="PR Preview" w:date="2026-01-01T00:00:00Z">
+      <w:del w:id="74" w:author="PR Preview" w:date="2026-01-01T00:00:00Z">
         <w:r>
           <w:delText xml:space="preserve">so they are equal to each other.</w:delText>
         </w:r>
@@ -17687,7 +17906,7 @@
       <w:pPr>
         <w:pStyle w:val="BodyText"/>
       </w:pPr>
-      <w:del w:id="42" w:author="PR Preview" w:date="2026-01-01T00:00:00Z">
+      <w:del w:id="75" w:author="PR Preview" w:date="2026-01-01T00:00:00Z">
         <w:r>
           <w:rPr>
             <w:b/>
@@ -17696,23 +17915,23 @@
           <w:delText xml:space="preserve">Example 11 (Mean squared error of two estimators of a mean)</w:delText>
         </w:r>
       </w:del>
-      <w:del w:id="43" w:author="PR Preview" w:date="2026-01-01T00:00:00Z">
+      <w:del w:id="76" w:author="PR Preview" w:date="2026-01-01T00:00:00Z">
         <w:r>
           <w:delText xml:space="preserve"> </w:delText>
         </w:r>
       </w:del>
-      <w:del w:id="44" w:author="PR Preview" w:date="2026-01-01T00:00:00Z">
+      <w:del w:id="77" w:author="PR Preview" w:date="2026-01-01T00:00:00Z">
         <w:r>
           <w:delText xml:space="preserve">Continuing</w:delText>
         </w:r>
       </w:del>
-      <w:del w:id="45" w:author="PR Preview" w:date="2026-01-01T00:00:00Z">
+      <w:del w:id="78" w:author="PR Preview" w:date="2026-01-01T00:00:00Z">
         <w:r>
           <w:delText xml:space="preserve"> </w:delText>
         </w:r>
       </w:del>
       <w:hyperlink w:anchor="exm-bias-sample-mean">
-        <w:del w:id="46" w:author="PR Preview" w:date="2026-01-01T00:00:00Z">
+        <w:del w:id="79" w:author="PR Preview" w:date="2026-01-01T00:00:00Z">
           <w:r>
             <w:rPr>
               <w:rStyle w:val="Hyperlink"/>
@@ -17721,22 +17940,22 @@
           </w:r>
         </w:del>
       </w:hyperlink>
-      <w:del w:id="47" w:author="PR Preview" w:date="2026-01-01T00:00:00Z">
+      <w:del w:id="80" w:author="PR Preview" w:date="2026-01-01T00:00:00Z">
         <w:r>
           <w:delText xml:space="preserve">,</w:delText>
         </w:r>
       </w:del>
-      <w:del w:id="48" w:author="PR Preview" w:date="2026-01-01T00:00:00Z">
+      <w:del w:id="81" w:author="PR Preview" w:date="2026-01-01T00:00:00Z">
         <w:r>
           <w:delText xml:space="preserve"> </w:delText>
         </w:r>
       </w:del>
-      <w:del w:id="49" w:author="PR Preview" w:date="2026-01-01T00:00:00Z">
+      <w:del w:id="82" w:author="PR Preview" w:date="2026-01-01T00:00:00Z">
         <w:r>
           <w:delText xml:space="preserve">suppose also that</w:delText>
         </w:r>
       </w:del>
-      <w:del w:id="50" w:author="PR Preview" w:date="2026-01-01T00:00:00Z">
+      <w:del w:id="83" w:author="PR Preview" w:date="2026-01-01T00:00:00Z">
         <w:r>
           <w:delText xml:space="preserve"> </w:delText>
         </w:r>
@@ -17785,27 +18004,27 @@
           </m:sub>
         </m:sSub>
       </m:oMath>
-      <w:del w:id="51" w:author="PR Preview" w:date="2026-01-01T00:00:00Z">
+      <w:del w:id="84" w:author="PR Preview" w:date="2026-01-01T00:00:00Z">
         <w:r>
           <w:delText xml:space="preserve"> </w:delText>
         </w:r>
       </w:del>
-      <w:del w:id="52" w:author="PR Preview" w:date="2026-01-01T00:00:00Z">
+      <w:del w:id="85" w:author="PR Preview" w:date="2026-01-01T00:00:00Z">
         <w:r>
           <w:delText xml:space="preserve">are mutually independent,</w:delText>
         </w:r>
       </w:del>
-      <w:del w:id="53" w:author="PR Preview" w:date="2026-01-01T00:00:00Z">
+      <w:del w:id="86" w:author="PR Preview" w:date="2026-01-01T00:00:00Z">
         <w:r>
           <w:delText xml:space="preserve"> </w:delText>
         </w:r>
       </w:del>
-      <w:del w:id="54" w:author="PR Preview" w:date="2026-01-01T00:00:00Z">
+      <w:del w:id="87" w:author="PR Preview" w:date="2026-01-01T00:00:00Z">
         <w:r>
           <w:delText xml:space="preserve">each with variance</w:delText>
         </w:r>
       </w:del>
-      <w:del w:id="55" w:author="PR Preview" w:date="2026-01-01T00:00:00Z">
+      <w:del w:id="88" w:author="PR Preview" w:date="2026-01-01T00:00:00Z">
         <w:r>
           <w:delText xml:space="preserve"> </w:delText>
         </w:r>
@@ -17864,22 +18083,22 @@
           </m:sup>
         </m:sSup>
       </m:oMath>
-      <w:del w:id="56" w:author="PR Preview" w:date="2026-01-01T00:00:00Z">
+      <w:del w:id="89" w:author="PR Preview" w:date="2026-01-01T00:00:00Z">
         <w:r>
           <w:delText xml:space="preserve">.</w:delText>
         </w:r>
       </w:del>
-      <w:del w:id="57" w:author="PR Preview" w:date="2026-01-01T00:00:00Z">
+      <w:del w:id="90" w:author="PR Preview" w:date="2026-01-01T00:00:00Z">
         <w:r>
           <w:delText xml:space="preserve"> </w:delText>
         </w:r>
       </w:del>
-      <w:del w:id="58" w:author="PR Preview" w:date="2026-01-01T00:00:00Z">
+      <w:del w:id="91" w:author="PR Preview" w:date="2026-01-01T00:00:00Z">
         <w:r>
           <w:delText xml:space="preserve">Both</w:delText>
         </w:r>
       </w:del>
-      <w:del w:id="59" w:author="PR Preview" w:date="2026-01-01T00:00:00Z">
+      <w:del w:id="92" w:author="PR Preview" w:date="2026-01-01T00:00:00Z">
         <w:r>
           <w:delText xml:space="preserve"> </w:delText>
         </w:r>
@@ -17896,17 +18115,17 @@
           </m:e>
         </m:acc>
       </m:oMath>
-      <w:del w:id="60" w:author="PR Preview" w:date="2026-01-01T00:00:00Z">
+      <w:del w:id="93" w:author="PR Preview" w:date="2026-01-01T00:00:00Z">
         <w:r>
           <w:delText xml:space="preserve"> </w:delText>
         </w:r>
       </w:del>
-      <w:del w:id="61" w:author="PR Preview" w:date="2026-01-01T00:00:00Z">
+      <w:del w:id="94" w:author="PR Preview" w:date="2026-01-01T00:00:00Z">
         <w:r>
           <w:delText xml:space="preserve">and</w:delText>
         </w:r>
       </w:del>
-      <w:del w:id="62" w:author="PR Preview" w:date="2026-01-01T00:00:00Z">
+      <w:del w:id="95" w:author="PR Preview" w:date="2026-01-01T00:00:00Z">
         <w:r>
           <w:delText xml:space="preserve"> </w:delText>
         </w:r>
@@ -17925,33 +18144,33 @@
           </m:sub>
         </m:sSub>
       </m:oMath>
-      <w:del w:id="63" w:author="PR Preview" w:date="2026-01-01T00:00:00Z">
+      <w:del w:id="96" w:author="PR Preview" w:date="2026-01-01T00:00:00Z">
         <w:r>
           <w:delText xml:space="preserve"> </w:delText>
         </w:r>
       </w:del>
-      <w:del w:id="64" w:author="PR Preview" w:date="2026-01-01T00:00:00Z">
+      <w:del w:id="97" w:author="PR Preview" w:date="2026-01-01T00:00:00Z">
         <w:r>
           <w:delText xml:space="preserve">have zero bias,</w:delText>
         </w:r>
       </w:del>
-      <w:del w:id="65" w:author="PR Preview" w:date="2026-01-01T00:00:00Z">
+      <w:del w:id="98" w:author="PR Preview" w:date="2026-01-01T00:00:00Z">
         <w:r>
           <w:delText xml:space="preserve"> </w:delText>
         </w:r>
       </w:del>
-      <w:del w:id="66" w:author="PR Preview" w:date="2026-01-01T00:00:00Z">
+      <w:del w:id="99" w:author="PR Preview" w:date="2026-01-01T00:00:00Z">
         <w:r>
           <w:delText xml:space="preserve">so by</w:delText>
         </w:r>
       </w:del>
-      <w:del w:id="67" w:author="PR Preview" w:date="2026-01-01T00:00:00Z">
+      <w:del w:id="100" w:author="PR Preview" w:date="2026-01-01T00:00:00Z">
         <w:r>
           <w:delText xml:space="preserve"> </w:delText>
         </w:r>
       </w:del>
       <w:hyperlink w:anchor="thm-mse-bias-variance">
-        <w:del w:id="68" w:author="PR Preview" w:date="2026-01-01T00:00:00Z">
+        <w:del w:id="101" w:author="PR Preview" w:date="2026-01-01T00:00:00Z">
           <w:r>
             <w:rPr>
               <w:rStyle w:val="Hyperlink"/>
@@ -17960,22 +18179,22 @@
           </w:r>
         </w:del>
       </w:hyperlink>
-      <w:del w:id="69" w:author="PR Preview" w:date="2026-01-01T00:00:00Z">
+      <w:del w:id="102" w:author="PR Preview" w:date="2026-01-01T00:00:00Z">
         <w:r>
           <w:delText xml:space="preserve"> </w:delText>
         </w:r>
       </w:del>
-      <w:del w:id="70" w:author="PR Preview" w:date="2026-01-01T00:00:00Z">
+      <w:del w:id="103" w:author="PR Preview" w:date="2026-01-01T00:00:00Z">
         <w:r>
           <w:delText xml:space="preserve">each estimator’s mean squared error</w:delText>
         </w:r>
       </w:del>
-      <w:del w:id="71" w:author="PR Preview" w:date="2026-01-01T00:00:00Z">
+      <w:del w:id="104" w:author="PR Preview" w:date="2026-01-01T00:00:00Z">
         <w:r>
           <w:delText xml:space="preserve"> </w:delText>
         </w:r>
       </w:del>
-      <w:del w:id="72" w:author="PR Preview" w:date="2026-01-01T00:00:00Z">
+      <w:del w:id="105" w:author="PR Preview" w:date="2026-01-01T00:00:00Z">
         <w:r>
           <w:delText xml:space="preserve">equals its variance.</w:delText>
         </w:r>
@@ -17985,13 +18204,100 @@
       <w:pPr>
         <w:pStyle w:val="FirstParagraph"/>
       </w:pPr>
-      <w:ins w:id="73" w:author="PR Preview" w:date="2026-01-01T00:00:00Z">
+      <w:ins w:id="106" w:author="PR Preview" w:date="2026-01-01T00:00:00Z">
         <w:r>
           <w:rPr>
             <w:b/>
             <w:bCs/>
           </w:rPr>
           <w:t xml:space="preserve">Theorem 5 (Expanded mean squared error)</w:t>
+        </w:r>
+      </w:ins>
+      <w:ins w:id="107" w:author="PR Preview" w:date="2026-01-01T00:00:00Z">
+        <w:r>
+          <w:t xml:space="preserve"> </w:t>
+        </w:r>
+      </w:ins>
+      <w:ins w:id="108" w:author="PR Preview" w:date="2026-01-01T00:00:00Z">
+        <w:r>
+          <w:t xml:space="preserve">For any one-dimensional estimator</w:t>
+        </w:r>
+      </w:ins>
+      <w:ins w:id="109" w:author="PR Preview" w:date="2026-01-01T00:00:00Z">
+        <w:r>
+          <w:t xml:space="preserve"> </w:t>
+        </w:r>
+      </w:ins>
+      <m:oMath>
+        <m:acc>
+          <m:accPr>
+            <m:chr m:val="̂"/>
+          </m:accPr>
+          <m:e>
+            <m:r>
+              <m:t>θ</m:t>
+            </m:r>
+          </m:e>
+        </m:acc>
+      </m:oMath>
+      <w:ins w:id="110" w:author="PR Preview" w:date="2026-01-01T00:00:00Z">
+        <w:r>
+          <w:t xml:space="preserve"> </w:t>
+        </w:r>
+      </w:ins>
+      <w:ins w:id="111" w:author="PR Preview" w:date="2026-01-01T00:00:00Z">
+        <w:r>
+          <w:t xml:space="preserve">of an estimand</w:t>
+        </w:r>
+      </w:ins>
+      <w:ins w:id="112" w:author="PR Preview" w:date="2026-01-01T00:00:00Z">
+        <w:r>
+          <w:t xml:space="preserve"> </w:t>
+        </w:r>
+      </w:ins>
+      <m:oMath>
+        <m:r>
+          <m:t>θ</m:t>
+        </m:r>
+      </m:oMath>
+      <w:ins w:id="113" w:author="PR Preview" w:date="2026-01-01T00:00:00Z">
+        <w:r>
+          <w:t xml:space="preserve">,</w:t>
+        </w:r>
+      </w:ins>
+      <w:ins w:id="114" w:author="PR Preview" w:date="2026-01-01T00:00:00Z">
+        <w:r>
+          <w:t xml:space="preserve"> </w:t>
+        </w:r>
+      </w:ins>
+      <w:ins w:id="115" w:author="PR Preview" w:date="2026-01-01T00:00:00Z">
+        <w:r>
+          <w:t xml:space="preserve">the</w:t>
+        </w:r>
+      </w:ins>
+      <w:ins w:id="116" w:author="PR Preview" w:date="2026-01-01T00:00:00Z">
+        <w:r>
+          <w:t xml:space="preserve"> </w:t>
+        </w:r>
+      </w:ins>
+      <w:hyperlink w:anchor="def-mse">
+        <w:ins w:id="117" w:author="PR Preview" w:date="2026-01-01T00:00:00Z">
+          <w:r>
+            <w:rPr>
+              <w:rStyle w:val="Hyperlink"/>
+            </w:rPr>
+            <w:t xml:space="preserve">mean squared error</w:t>
+          </w:r>
+        </w:ins>
+      </w:hyperlink>
+      <w:ins w:id="118" w:author="PR Preview" w:date="2026-01-01T00:00:00Z">
+        <w:r>
+          <w:t xml:space="preserve"> </w:t>
+        </w:r>
+      </w:ins>
+      <w:ins w:id="119" w:author="PR Preview" w:date="2026-01-01T00:00:00Z">
+        <w:r>
+          <w:t xml:space="preserve">is:</w:t>
         </w:r>
       </w:ins>
     </w:p>
@@ -18153,7 +18459,7 @@
       <w:pPr>
         <w:pStyle w:val="FirstParagraph"/>
       </w:pPr>
-      <w:ins w:id="74" w:author="PR Preview" w:date="2026-01-01T00:00:00Z">
+      <w:ins w:id="120" w:author="PR Preview" w:date="2026-01-01T00:00:00Z">
         <w:r>
           <w:rPr>
             <w:i/>
@@ -18162,23 +18468,23 @@
           <w:t xml:space="preserve">Proof</w:t>
         </w:r>
       </w:ins>
-      <w:ins w:id="75" w:author="PR Preview" w:date="2026-01-01T00:00:00Z">
+      <w:ins w:id="121" w:author="PR Preview" w:date="2026-01-01T00:00:00Z">
         <w:r>
           <w:t xml:space="preserve">. </w:t>
         </w:r>
       </w:ins>
-      <w:ins w:id="76" w:author="PR Preview" w:date="2026-01-01T00:00:00Z">
+      <w:ins w:id="122" w:author="PR Preview" w:date="2026-01-01T00:00:00Z">
         <w:r>
           <w:t xml:space="preserve">This is the solution to</w:t>
         </w:r>
       </w:ins>
-      <w:ins w:id="77" w:author="PR Preview" w:date="2026-01-01T00:00:00Z">
+      <w:ins w:id="123" w:author="PR Preview" w:date="2026-01-01T00:00:00Z">
         <w:r>
           <w:t xml:space="preserve"> </w:t>
         </w:r>
       </w:ins>
       <w:hyperlink w:anchor="exr-mse-expand">
-        <w:ins w:id="78" w:author="PR Preview" w:date="2026-01-01T00:00:00Z">
+        <w:ins w:id="124" w:author="PR Preview" w:date="2026-01-01T00:00:00Z">
           <w:r>
             <w:rPr>
               <w:rStyle w:val="Hyperlink"/>
@@ -18187,7 +18493,27 @@
           </w:r>
         </w:ins>
       </w:hyperlink>
-      <w:ins w:id="79" w:author="PR Preview" w:date="2026-01-01T00:00:00Z">
+      <w:ins w:id="125" w:author="PR Preview" w:date="2026-01-01T00:00:00Z">
+        <w:r>
+          <w:t xml:space="preserve">, worked in</w:t>
+        </w:r>
+      </w:ins>
+      <w:ins w:id="126" w:author="PR Preview" w:date="2026-01-01T00:00:00Z">
+        <w:r>
+          <w:t xml:space="preserve"> </w:t>
+        </w:r>
+      </w:ins>
+      <w:hyperlink w:anchor="sol-mse-expand">
+        <w:ins w:id="127" w:author="PR Preview" w:date="2026-01-01T00:00:00Z">
+          <w:r>
+            <w:rPr>
+              <w:rStyle w:val="Hyperlink"/>
+            </w:rPr>
+            <w:t xml:space="preserve">Solution 5</w:t>
+          </w:r>
+        </w:ins>
+      </w:hyperlink>
+      <w:ins w:id="128" w:author="PR Preview" w:date="2026-01-01T00:00:00Z">
         <w:r>
           <w:t xml:space="preserve">.</w:t>
         </w:r>
@@ -18198,7 +18524,7 @@
       <w:pPr>
         <w:pStyle w:val="BodyText"/>
       </w:pPr>
-      <w:ins w:id="80" w:author="PR Preview" w:date="2026-01-01T00:00:00Z">
+      <w:ins w:id="129" w:author="PR Preview" w:date="2026-01-01T00:00:00Z">
         <w:r>
           <w:rPr>
             <w:b/>
@@ -18207,17 +18533,17 @@
           <w:t xml:space="preserve">Theorem 6 (Mean squared error equals bias squared plus variance)</w:t>
         </w:r>
       </w:ins>
-      <w:ins w:id="81" w:author="PR Preview" w:date="2026-01-01T00:00:00Z">
+      <w:ins w:id="130" w:author="PR Preview" w:date="2026-01-01T00:00:00Z">
         <w:r>
           <w:t xml:space="preserve"> </w:t>
         </w:r>
       </w:ins>
-      <w:ins w:id="82" w:author="PR Preview" w:date="2026-01-01T00:00:00Z">
+      <w:ins w:id="131" w:author="PR Preview" w:date="2026-01-01T00:00:00Z">
         <w:r>
           <w:t xml:space="preserve">For any one-dimensional estimator</w:t>
         </w:r>
       </w:ins>
-      <w:ins w:id="83" w:author="PR Preview" w:date="2026-01-01T00:00:00Z">
+      <w:ins w:id="132" w:author="PR Preview" w:date="2026-01-01T00:00:00Z">
         <w:r>
           <w:t xml:space="preserve"> </w:t>
         </w:r>
@@ -18234,7 +18560,7 @@
           </m:e>
         </m:acc>
       </m:oMath>
-      <w:ins w:id="84" w:author="PR Preview" w:date="2026-01-01T00:00:00Z">
+      <w:ins w:id="133" w:author="PR Preview" w:date="2026-01-01T00:00:00Z">
         <w:r>
           <w:t xml:space="preserve">:</w:t>
         </w:r>
@@ -18410,7 +18736,7 @@
       <w:pPr>
         <w:pStyle w:val="FirstParagraph"/>
       </w:pPr>
-      <w:ins w:id="85" w:author="PR Preview" w:date="2026-01-01T00:00:00Z">
+      <w:ins w:id="134" w:author="PR Preview" w:date="2026-01-01T00:00:00Z">
         <w:r>
           <w:rPr>
             <w:i/>
@@ -18419,23 +18745,23 @@
           <w:t xml:space="preserve">Proof</w:t>
         </w:r>
       </w:ins>
-      <w:ins w:id="86" w:author="PR Preview" w:date="2026-01-01T00:00:00Z">
+      <w:ins w:id="135" w:author="PR Preview" w:date="2026-01-01T00:00:00Z">
         <w:r>
           <w:t xml:space="preserve">. </w:t>
         </w:r>
       </w:ins>
-      <w:ins w:id="87" w:author="PR Preview" w:date="2026-01-01T00:00:00Z">
+      <w:ins w:id="136" w:author="PR Preview" w:date="2026-01-01T00:00:00Z">
         <w:r>
           <w:t xml:space="preserve">By</w:t>
         </w:r>
       </w:ins>
-      <w:ins w:id="88" w:author="PR Preview" w:date="2026-01-01T00:00:00Z">
+      <w:ins w:id="137" w:author="PR Preview" w:date="2026-01-01T00:00:00Z">
         <w:r>
           <w:t xml:space="preserve"> </w:t>
         </w:r>
       </w:ins>
       <w:hyperlink w:anchor="thm-mse-expand">
-        <w:ins w:id="89" w:author="PR Preview" w:date="2026-01-01T00:00:00Z">
+        <w:ins w:id="138" w:author="PR Preview" w:date="2026-01-01T00:00:00Z">
           <w:r>
             <w:rPr>
               <w:rStyle w:val="Hyperlink"/>
@@ -18444,23 +18770,23 @@
           </w:r>
         </w:ins>
       </w:hyperlink>
-      <w:ins w:id="90" w:author="PR Preview" w:date="2026-01-01T00:00:00Z">
+      <w:ins w:id="139" w:author="PR Preview" w:date="2026-01-01T00:00:00Z">
         <w:r>
           <w:t xml:space="preserve"> </w:t>
         </w:r>
       </w:ins>
-      <w:ins w:id="91" w:author="PR Preview" w:date="2026-01-01T00:00:00Z">
+      <w:ins w:id="140" w:author="PR Preview" w:date="2026-01-01T00:00:00Z">
         <w:r>
           <w:t xml:space="preserve">and</w:t>
         </w:r>
       </w:ins>
-      <w:ins w:id="92" w:author="PR Preview" w:date="2026-01-01T00:00:00Z">
+      <w:ins w:id="141" w:author="PR Preview" w:date="2026-01-01T00:00:00Z">
         <w:r>
           <w:t xml:space="preserve"> </w:t>
         </w:r>
       </w:ins>
       <w:hyperlink w:anchor="thm-bias-sq-plus-var">
-        <w:ins w:id="93" w:author="PR Preview" w:date="2026-01-01T00:00:00Z">
+        <w:ins w:id="142" w:author="PR Preview" w:date="2026-01-01T00:00:00Z">
           <w:r>
             <w:rPr>
               <w:rStyle w:val="Hyperlink"/>
@@ -18469,12 +18795,12 @@
           </w:r>
         </w:ins>
       </w:hyperlink>
-      <w:ins w:id="94" w:author="PR Preview" w:date="2026-01-01T00:00:00Z">
+      <w:ins w:id="143" w:author="PR Preview" w:date="2026-01-01T00:00:00Z">
         <w:r>
           <w:t xml:space="preserve">,</w:t>
         </w:r>
       </w:ins>
-      <w:ins w:id="95" w:author="PR Preview" w:date="2026-01-01T00:00:00Z">
+      <w:ins w:id="144" w:author="PR Preview" w:date="2026-01-01T00:00:00Z">
         <w:r>
           <w:t xml:space="preserve"> </w:t>
         </w:r>
@@ -18513,17 +18839,17 @@
           <m:t>​</m:t>
         </m:r>
       </m:oMath>
-      <w:ins w:id="96" w:author="PR Preview" w:date="2026-01-01T00:00:00Z">
+      <w:ins w:id="145" w:author="PR Preview" w:date="2026-01-01T00:00:00Z">
         <w:r>
           <w:t xml:space="preserve"> </w:t>
         </w:r>
       </w:ins>
-      <w:ins w:id="97" w:author="PR Preview" w:date="2026-01-01T00:00:00Z">
+      <w:ins w:id="146" w:author="PR Preview" w:date="2026-01-01T00:00:00Z">
         <w:r>
           <w:t xml:space="preserve">and</w:t>
         </w:r>
       </w:ins>
-      <w:ins w:id="98" w:author="PR Preview" w:date="2026-01-01T00:00:00Z">
+      <w:ins w:id="147" w:author="PR Preview" w:date="2026-01-01T00:00:00Z">
         <w:r>
           <w:t xml:space="preserve"> </w:t>
         </w:r>
@@ -18625,17 +18951,17 @@
           <m:t>​</m:t>
         </m:r>
       </m:oMath>
-      <w:ins w:id="99" w:author="PR Preview" w:date="2026-01-01T00:00:00Z">
+      <w:ins w:id="148" w:author="PR Preview" w:date="2026-01-01T00:00:00Z">
         <w:r>
           <w:t xml:space="preserve"> </w:t>
         </w:r>
       </w:ins>
-      <w:ins w:id="100" w:author="PR Preview" w:date="2026-01-01T00:00:00Z">
+      <w:ins w:id="149" w:author="PR Preview" w:date="2026-01-01T00:00:00Z">
         <w:r>
           <w:t xml:space="preserve">both equal</w:t>
         </w:r>
       </w:ins>
-      <w:ins w:id="101" w:author="PR Preview" w:date="2026-01-01T00:00:00Z">
+      <w:ins w:id="150" w:author="PR Preview" w:date="2026-01-01T00:00:00Z">
         <w:r>
           <w:t xml:space="preserve"> </w:t>
         </w:r>
@@ -18745,17 +19071,17 @@
           </m:sup>
         </m:sSup>
       </m:oMath>
-      <w:ins w:id="102" w:author="PR Preview" w:date="2026-01-01T00:00:00Z">
+      <w:ins w:id="151" w:author="PR Preview" w:date="2026-01-01T00:00:00Z">
         <w:r>
           <w:t xml:space="preserve">,</w:t>
         </w:r>
       </w:ins>
-      <w:ins w:id="103" w:author="PR Preview" w:date="2026-01-01T00:00:00Z">
+      <w:ins w:id="152" w:author="PR Preview" w:date="2026-01-01T00:00:00Z">
         <w:r>
           <w:t xml:space="preserve"> </w:t>
         </w:r>
       </w:ins>
-      <w:ins w:id="104" w:author="PR Preview" w:date="2026-01-01T00:00:00Z">
+      <w:ins w:id="153" w:author="PR Preview" w:date="2026-01-01T00:00:00Z">
         <w:r>
           <w:t xml:space="preserve">so they are equal to each other.</w:t>
         </w:r>
@@ -18766,7 +19092,7 @@
       <w:pPr>
         <w:pStyle w:val="BodyText"/>
       </w:pPr>
-      <w:ins w:id="105" w:author="PR Preview" w:date="2026-01-01T00:00:00Z">
+      <w:ins w:id="154" w:author="PR Preview" w:date="2026-01-01T00:00:00Z">
         <w:r>
           <w:rPr>
             <w:b/>
@@ -18775,23 +19101,23 @@
           <w:t xml:space="preserve">Example 11 (Mean squared error of two estimators of a mean)</w:t>
         </w:r>
       </w:ins>
-      <w:ins w:id="106" w:author="PR Preview" w:date="2026-01-01T00:00:00Z">
+      <w:ins w:id="155" w:author="PR Preview" w:date="2026-01-01T00:00:00Z">
         <w:r>
           <w:t xml:space="preserve"> </w:t>
         </w:r>
       </w:ins>
-      <w:ins w:id="107" w:author="PR Preview" w:date="2026-01-01T00:00:00Z">
+      <w:ins w:id="156" w:author="PR Preview" w:date="2026-01-01T00:00:00Z">
         <w:r>
           <w:t xml:space="preserve">Continuing</w:t>
         </w:r>
       </w:ins>
-      <w:ins w:id="108" w:author="PR Preview" w:date="2026-01-01T00:00:00Z">
+      <w:ins w:id="157" w:author="PR Preview" w:date="2026-01-01T00:00:00Z">
         <w:r>
           <w:t xml:space="preserve"> </w:t>
         </w:r>
       </w:ins>
       <w:hyperlink w:anchor="exm-bias-sample-mean">
-        <w:ins w:id="109" w:author="PR Preview" w:date="2026-01-01T00:00:00Z">
+        <w:ins w:id="158" w:author="PR Preview" w:date="2026-01-01T00:00:00Z">
           <w:r>
             <w:rPr>
               <w:rStyle w:val="Hyperlink"/>
@@ -18800,22 +19126,22 @@
           </w:r>
         </w:ins>
       </w:hyperlink>
-      <w:ins w:id="110" w:author="PR Preview" w:date="2026-01-01T00:00:00Z">
+      <w:ins w:id="159" w:author="PR Preview" w:date="2026-01-01T00:00:00Z">
         <w:r>
           <w:t xml:space="preserve">,</w:t>
         </w:r>
       </w:ins>
-      <w:ins w:id="111" w:author="PR Preview" w:date="2026-01-01T00:00:00Z">
+      <w:ins w:id="160" w:author="PR Preview" w:date="2026-01-01T00:00:00Z">
         <w:r>
           <w:t xml:space="preserve"> </w:t>
         </w:r>
       </w:ins>
-      <w:ins w:id="112" w:author="PR Preview" w:date="2026-01-01T00:00:00Z">
+      <w:ins w:id="161" w:author="PR Preview" w:date="2026-01-01T00:00:00Z">
         <w:r>
           <w:t xml:space="preserve">suppose also that</w:t>
         </w:r>
       </w:ins>
-      <w:ins w:id="113" w:author="PR Preview" w:date="2026-01-01T00:00:00Z">
+      <w:ins w:id="162" w:author="PR Preview" w:date="2026-01-01T00:00:00Z">
         <w:r>
           <w:t xml:space="preserve"> </w:t>
         </w:r>
@@ -18864,27 +19190,27 @@
           </m:sub>
         </m:sSub>
       </m:oMath>
-      <w:ins w:id="114" w:author="PR Preview" w:date="2026-01-01T00:00:00Z">
+      <w:ins w:id="163" w:author="PR Preview" w:date="2026-01-01T00:00:00Z">
         <w:r>
           <w:t xml:space="preserve"> </w:t>
         </w:r>
       </w:ins>
-      <w:ins w:id="115" w:author="PR Preview" w:date="2026-01-01T00:00:00Z">
+      <w:ins w:id="164" w:author="PR Preview" w:date="2026-01-01T00:00:00Z">
         <w:r>
           <w:t xml:space="preserve">are mutually independent,</w:t>
         </w:r>
       </w:ins>
-      <w:ins w:id="116" w:author="PR Preview" w:date="2026-01-01T00:00:00Z">
+      <w:ins w:id="165" w:author="PR Preview" w:date="2026-01-01T00:00:00Z">
         <w:r>
           <w:t xml:space="preserve"> </w:t>
         </w:r>
       </w:ins>
-      <w:ins w:id="117" w:author="PR Preview" w:date="2026-01-01T00:00:00Z">
+      <w:ins w:id="166" w:author="PR Preview" w:date="2026-01-01T00:00:00Z">
         <w:r>
           <w:t xml:space="preserve">each with variance</w:t>
         </w:r>
       </w:ins>
-      <w:ins w:id="118" w:author="PR Preview" w:date="2026-01-01T00:00:00Z">
+      <w:ins w:id="167" w:author="PR Preview" w:date="2026-01-01T00:00:00Z">
         <w:r>
           <w:t xml:space="preserve"> </w:t>
         </w:r>
@@ -18943,22 +19269,22 @@
           </m:sup>
         </m:sSup>
       </m:oMath>
-      <w:ins w:id="119" w:author="PR Preview" w:date="2026-01-01T00:00:00Z">
+      <w:ins w:id="168" w:author="PR Preview" w:date="2026-01-01T00:00:00Z">
         <w:r>
           <w:t xml:space="preserve">.</w:t>
         </w:r>
       </w:ins>
-      <w:ins w:id="120" w:author="PR Preview" w:date="2026-01-01T00:00:00Z">
+      <w:ins w:id="169" w:author="PR Preview" w:date="2026-01-01T00:00:00Z">
         <w:r>
           <w:t xml:space="preserve"> </w:t>
         </w:r>
       </w:ins>
-      <w:ins w:id="121" w:author="PR Preview" w:date="2026-01-01T00:00:00Z">
+      <w:ins w:id="170" w:author="PR Preview" w:date="2026-01-01T00:00:00Z">
         <w:r>
           <w:t xml:space="preserve">Both</w:t>
         </w:r>
       </w:ins>
-      <w:ins w:id="122" w:author="PR Preview" w:date="2026-01-01T00:00:00Z">
+      <w:ins w:id="171" w:author="PR Preview" w:date="2026-01-01T00:00:00Z">
         <w:r>
           <w:t xml:space="preserve"> </w:t>
         </w:r>
@@ -18975,17 +19301,17 @@
           </m:e>
         </m:acc>
       </m:oMath>
-      <w:ins w:id="123" w:author="PR Preview" w:date="2026-01-01T00:00:00Z">
+      <w:ins w:id="172" w:author="PR Preview" w:date="2026-01-01T00:00:00Z">
         <w:r>
           <w:t xml:space="preserve"> </w:t>
         </w:r>
       </w:ins>
-      <w:ins w:id="124" w:author="PR Preview" w:date="2026-01-01T00:00:00Z">
+      <w:ins w:id="173" w:author="PR Preview" w:date="2026-01-01T00:00:00Z">
         <w:r>
           <w:t xml:space="preserve">and</w:t>
         </w:r>
       </w:ins>
-      <w:ins w:id="125" w:author="PR Preview" w:date="2026-01-01T00:00:00Z">
+      <w:ins w:id="174" w:author="PR Preview" w:date="2026-01-01T00:00:00Z">
         <w:r>
           <w:t xml:space="preserve"> </w:t>
         </w:r>
@@ -19004,33 +19330,33 @@
           </m:sub>
         </m:sSub>
       </m:oMath>
-      <w:ins w:id="126" w:author="PR Preview" w:date="2026-01-01T00:00:00Z">
+      <w:ins w:id="175" w:author="PR Preview" w:date="2026-01-01T00:00:00Z">
         <w:r>
           <w:t xml:space="preserve"> </w:t>
         </w:r>
       </w:ins>
-      <w:ins w:id="127" w:author="PR Preview" w:date="2026-01-01T00:00:00Z">
+      <w:ins w:id="176" w:author="PR Preview" w:date="2026-01-01T00:00:00Z">
         <w:r>
           <w:t xml:space="preserve">have zero bias,</w:t>
         </w:r>
       </w:ins>
-      <w:ins w:id="128" w:author="PR Preview" w:date="2026-01-01T00:00:00Z">
+      <w:ins w:id="177" w:author="PR Preview" w:date="2026-01-01T00:00:00Z">
         <w:r>
           <w:t xml:space="preserve"> </w:t>
         </w:r>
       </w:ins>
-      <w:ins w:id="129" w:author="PR Preview" w:date="2026-01-01T00:00:00Z">
+      <w:ins w:id="178" w:author="PR Preview" w:date="2026-01-01T00:00:00Z">
         <w:r>
           <w:t xml:space="preserve">so by</w:t>
         </w:r>
       </w:ins>
-      <w:ins w:id="130" w:author="PR Preview" w:date="2026-01-01T00:00:00Z">
+      <w:ins w:id="179" w:author="PR Preview" w:date="2026-01-01T00:00:00Z">
         <w:r>
           <w:t xml:space="preserve"> </w:t>
         </w:r>
       </w:ins>
       <w:hyperlink w:anchor="thm-mse-bias-variance">
-        <w:ins w:id="131" w:author="PR Preview" w:date="2026-01-01T00:00:00Z">
+        <w:ins w:id="180" w:author="PR Preview" w:date="2026-01-01T00:00:00Z">
           <w:r>
             <w:rPr>
               <w:rStyle w:val="Hyperlink"/>
@@ -19039,22 +19365,22 @@
           </w:r>
         </w:ins>
       </w:hyperlink>
-      <w:ins w:id="132" w:author="PR Preview" w:date="2026-01-01T00:00:00Z">
+      <w:ins w:id="181" w:author="PR Preview" w:date="2026-01-01T00:00:00Z">
         <w:r>
           <w:t xml:space="preserve"> </w:t>
         </w:r>
       </w:ins>
-      <w:ins w:id="133" w:author="PR Preview" w:date="2026-01-01T00:00:00Z">
+      <w:ins w:id="182" w:author="PR Preview" w:date="2026-01-01T00:00:00Z">
         <w:r>
           <w:t xml:space="preserve">each estimator’s mean squared error</w:t>
         </w:r>
       </w:ins>
-      <w:ins w:id="134" w:author="PR Preview" w:date="2026-01-01T00:00:00Z">
+      <w:ins w:id="183" w:author="PR Preview" w:date="2026-01-01T00:00:00Z">
         <w:r>
           <w:t xml:space="preserve"> </w:t>
         </w:r>
       </w:ins>
-      <w:ins w:id="135" w:author="PR Preview" w:date="2026-01-01T00:00:00Z">
+      <w:ins w:id="184" w:author="PR Preview" w:date="2026-01-01T00:00:00Z">
         <w:r>
           <w:t xml:space="preserve">equals its variance.</w:t>
         </w:r>
@@ -27010,7 +27336,7 @@
       <w:pPr>
         <w:pStyle w:val="BodyText"/>
       </w:pPr>
-      <w:del w:id="136" w:author="PR Preview" w:date="2026-01-01T00:00:00Z">
+      <w:del w:id="185" w:author="PR Preview" w:date="2026-01-01T00:00:00Z">
         <w:r>
           <w:rPr>
             <w:b/>
@@ -27019,23 +27345,23 @@
           <w:delText xml:space="preserve">Exercise 7 (Mean squared error of an unbiased estimator)</w:delText>
         </w:r>
       </w:del>
-      <w:del w:id="137" w:author="PR Preview" w:date="2026-01-01T00:00:00Z">
+      <w:del w:id="186" w:author="PR Preview" w:date="2026-01-01T00:00:00Z">
         <w:r>
           <w:delText xml:space="preserve"> </w:delText>
         </w:r>
       </w:del>
-      <w:del w:id="138" w:author="PR Preview" w:date="2026-01-01T00:00:00Z">
+      <w:del w:id="187" w:author="PR Preview" w:date="2026-01-01T00:00:00Z">
         <w:r>
           <w:delText xml:space="preserve">Using</w:delText>
         </w:r>
       </w:del>
-      <w:del w:id="139" w:author="PR Preview" w:date="2026-01-01T00:00:00Z">
+      <w:del w:id="188" w:author="PR Preview" w:date="2026-01-01T00:00:00Z">
         <w:r>
           <w:delText xml:space="preserve"> </w:delText>
         </w:r>
       </w:del>
       <w:hyperlink w:anchor="thm-mse-bias-variance">
-        <w:del w:id="140" w:author="PR Preview" w:date="2026-01-01T00:00:00Z">
+        <w:del w:id="189" w:author="PR Preview" w:date="2026-01-01T00:00:00Z">
           <w:r>
             <w:rPr>
               <w:rStyle w:val="Hyperlink"/>
@@ -27044,28 +27370,28 @@
           </w:r>
         </w:del>
       </w:hyperlink>
-      <w:del w:id="141" w:author="PR Preview" w:date="2026-01-01T00:00:00Z">
+      <w:del w:id="190" w:author="PR Preview" w:date="2026-01-01T00:00:00Z">
         <w:r>
           <w:delText xml:space="preserve">,</w:delText>
         </w:r>
       </w:del>
-      <w:del w:id="142" w:author="PR Preview" w:date="2026-01-01T00:00:00Z">
+      <w:del w:id="191" w:author="PR Preview" w:date="2026-01-01T00:00:00Z">
         <w:r>
           <w:delText xml:space="preserve"> </w:delText>
         </w:r>
       </w:del>
-      <w:del w:id="143" w:author="PR Preview" w:date="2026-01-01T00:00:00Z">
+      <w:del w:id="192" w:author="PR Preview" w:date="2026-01-01T00:00:00Z">
         <w:r>
           <w:delText xml:space="preserve">write the</w:delText>
         </w:r>
       </w:del>
-      <w:del w:id="144" w:author="PR Preview" w:date="2026-01-01T00:00:00Z">
+      <w:del w:id="193" w:author="PR Preview" w:date="2026-01-01T00:00:00Z">
         <w:r>
           <w:delText xml:space="preserve"> </w:delText>
         </w:r>
       </w:del>
       <w:hyperlink w:anchor="def-mse">
-        <w:del w:id="145" w:author="PR Preview" w:date="2026-01-01T00:00:00Z">
+        <w:del w:id="194" w:author="PR Preview" w:date="2026-01-01T00:00:00Z">
           <w:r>
             <w:rPr>
               <w:rStyle w:val="Hyperlink"/>
@@ -27074,23 +27400,23 @@
           </w:r>
         </w:del>
       </w:hyperlink>
-      <w:del w:id="146" w:author="PR Preview" w:date="2026-01-01T00:00:00Z">
+      <w:del w:id="195" w:author="PR Preview" w:date="2026-01-01T00:00:00Z">
         <w:r>
           <w:delText xml:space="preserve"> </w:delText>
         </w:r>
       </w:del>
-      <w:del w:id="147" w:author="PR Preview" w:date="2026-01-01T00:00:00Z">
+      <w:del w:id="196" w:author="PR Preview" w:date="2026-01-01T00:00:00Z">
         <w:r>
           <w:delText xml:space="preserve">of an</w:delText>
         </w:r>
       </w:del>
-      <w:del w:id="148" w:author="PR Preview" w:date="2026-01-01T00:00:00Z">
+      <w:del w:id="197" w:author="PR Preview" w:date="2026-01-01T00:00:00Z">
         <w:r>
           <w:delText xml:space="preserve"> </w:delText>
         </w:r>
       </w:del>
       <w:hyperlink w:anchor="def-unbiased">
-        <w:del w:id="149" w:author="PR Preview" w:date="2026-01-01T00:00:00Z">
+        <w:del w:id="198" w:author="PR Preview" w:date="2026-01-01T00:00:00Z">
           <w:r>
             <w:rPr>
               <w:rStyle w:val="Hyperlink"/>
@@ -27099,17 +27425,17 @@
           </w:r>
         </w:del>
       </w:hyperlink>
-      <w:del w:id="150" w:author="PR Preview" w:date="2026-01-01T00:00:00Z">
+      <w:del w:id="199" w:author="PR Preview" w:date="2026-01-01T00:00:00Z">
         <w:r>
           <w:delText xml:space="preserve"> </w:delText>
         </w:r>
       </w:del>
-      <w:del w:id="151" w:author="PR Preview" w:date="2026-01-01T00:00:00Z">
+      <w:del w:id="200" w:author="PR Preview" w:date="2026-01-01T00:00:00Z">
         <w:r>
           <w:delText xml:space="preserve">estimator</w:delText>
         </w:r>
       </w:del>
-      <w:del w:id="152" w:author="PR Preview" w:date="2026-01-01T00:00:00Z">
+      <w:del w:id="201" w:author="PR Preview" w:date="2026-01-01T00:00:00Z">
         <w:r>
           <w:delText xml:space="preserve"> </w:delText>
         </w:r>
@@ -27126,12 +27452,12 @@
           </m:e>
         </m:acc>
       </m:oMath>
-      <w:del w:id="153" w:author="PR Preview" w:date="2026-01-01T00:00:00Z">
+      <w:del w:id="202" w:author="PR Preview" w:date="2026-01-01T00:00:00Z">
         <w:r>
           <w:delText xml:space="preserve"> </w:delText>
         </w:r>
       </w:del>
-      <w:del w:id="154" w:author="PR Preview" w:date="2026-01-01T00:00:00Z">
+      <w:del w:id="203" w:author="PR Preview" w:date="2026-01-01T00:00:00Z">
         <w:r>
           <w:delText xml:space="preserve">in terms of its variance.</w:delText>
         </w:r>
@@ -27141,7 +27467,7 @@
       <w:pPr>
         <w:pStyle w:val="BodyText"/>
       </w:pPr>
-      <w:ins w:id="155" w:author="PR Preview" w:date="2026-01-01T00:00:00Z">
+      <w:ins w:id="204" w:author="PR Preview" w:date="2026-01-01T00:00:00Z">
         <w:r>
           <w:rPr>
             <w:b/>
@@ -27150,23 +27476,23 @@
           <w:t xml:space="preserve">Exercise 7 (Mean squared error of an unbiased estimator)</w:t>
         </w:r>
       </w:ins>
-      <w:ins w:id="156" w:author="PR Preview" w:date="2026-01-01T00:00:00Z">
+      <w:ins w:id="205" w:author="PR Preview" w:date="2026-01-01T00:00:00Z">
         <w:r>
           <w:t xml:space="preserve"> </w:t>
         </w:r>
       </w:ins>
-      <w:ins w:id="157" w:author="PR Preview" w:date="2026-01-01T00:00:00Z">
+      <w:ins w:id="206" w:author="PR Preview" w:date="2026-01-01T00:00:00Z">
         <w:r>
           <w:t xml:space="preserve">Using</w:t>
         </w:r>
       </w:ins>
-      <w:ins w:id="158" w:author="PR Preview" w:date="2026-01-01T00:00:00Z">
+      <w:ins w:id="207" w:author="PR Preview" w:date="2026-01-01T00:00:00Z">
         <w:r>
           <w:t xml:space="preserve"> </w:t>
         </w:r>
       </w:ins>
       <w:hyperlink w:anchor="thm-mse-bias-variance">
-        <w:ins w:id="159" w:author="PR Preview" w:date="2026-01-01T00:00:00Z">
+        <w:ins w:id="208" w:author="PR Preview" w:date="2026-01-01T00:00:00Z">
           <w:r>
             <w:rPr>
               <w:rStyle w:val="Hyperlink"/>
@@ -27175,28 +27501,28 @@
           </w:r>
         </w:ins>
       </w:hyperlink>
-      <w:ins w:id="160" w:author="PR Preview" w:date="2026-01-01T00:00:00Z">
+      <w:ins w:id="209" w:author="PR Preview" w:date="2026-01-01T00:00:00Z">
         <w:r>
           <w:t xml:space="preserve">,</w:t>
         </w:r>
       </w:ins>
-      <w:ins w:id="161" w:author="PR Preview" w:date="2026-01-01T00:00:00Z">
+      <w:ins w:id="210" w:author="PR Preview" w:date="2026-01-01T00:00:00Z">
         <w:r>
           <w:t xml:space="preserve"> </w:t>
         </w:r>
       </w:ins>
-      <w:ins w:id="162" w:author="PR Preview" w:date="2026-01-01T00:00:00Z">
+      <w:ins w:id="211" w:author="PR Preview" w:date="2026-01-01T00:00:00Z">
         <w:r>
           <w:t xml:space="preserve">write the</w:t>
         </w:r>
       </w:ins>
-      <w:ins w:id="163" w:author="PR Preview" w:date="2026-01-01T00:00:00Z">
+      <w:ins w:id="212" w:author="PR Preview" w:date="2026-01-01T00:00:00Z">
         <w:r>
           <w:t xml:space="preserve"> </w:t>
         </w:r>
       </w:ins>
       <w:hyperlink w:anchor="def-mse">
-        <w:ins w:id="164" w:author="PR Preview" w:date="2026-01-01T00:00:00Z">
+        <w:ins w:id="213" w:author="PR Preview" w:date="2026-01-01T00:00:00Z">
           <w:r>
             <w:rPr>
               <w:rStyle w:val="Hyperlink"/>
@@ -27205,23 +27531,23 @@
           </w:r>
         </w:ins>
       </w:hyperlink>
-      <w:ins w:id="165" w:author="PR Preview" w:date="2026-01-01T00:00:00Z">
+      <w:ins w:id="214" w:author="PR Preview" w:date="2026-01-01T00:00:00Z">
         <w:r>
           <w:t xml:space="preserve"> </w:t>
         </w:r>
       </w:ins>
-      <w:ins w:id="166" w:author="PR Preview" w:date="2026-01-01T00:00:00Z">
+      <w:ins w:id="215" w:author="PR Preview" w:date="2026-01-01T00:00:00Z">
         <w:r>
           <w:t xml:space="preserve">of an</w:t>
         </w:r>
       </w:ins>
-      <w:ins w:id="167" w:author="PR Preview" w:date="2026-01-01T00:00:00Z">
+      <w:ins w:id="216" w:author="PR Preview" w:date="2026-01-01T00:00:00Z">
         <w:r>
           <w:t xml:space="preserve"> </w:t>
         </w:r>
       </w:ins>
       <w:hyperlink w:anchor="def-unbiased">
-        <w:ins w:id="168" w:author="PR Preview" w:date="2026-01-01T00:00:00Z">
+        <w:ins w:id="217" w:author="PR Preview" w:date="2026-01-01T00:00:00Z">
           <w:r>
             <w:rPr>
               <w:rStyle w:val="Hyperlink"/>
@@ -27230,17 +27556,17 @@
           </w:r>
         </w:ins>
       </w:hyperlink>
-      <w:ins w:id="169" w:author="PR Preview" w:date="2026-01-01T00:00:00Z">
+      <w:ins w:id="218" w:author="PR Preview" w:date="2026-01-01T00:00:00Z">
         <w:r>
           <w:t xml:space="preserve"> </w:t>
         </w:r>
       </w:ins>
-      <w:ins w:id="170" w:author="PR Preview" w:date="2026-01-01T00:00:00Z">
+      <w:ins w:id="219" w:author="PR Preview" w:date="2026-01-01T00:00:00Z">
         <w:r>
           <w:t xml:space="preserve">estimator</w:t>
         </w:r>
       </w:ins>
-      <w:ins w:id="171" w:author="PR Preview" w:date="2026-01-01T00:00:00Z">
+      <w:ins w:id="220" w:author="PR Preview" w:date="2026-01-01T00:00:00Z">
         <w:r>
           <w:t xml:space="preserve"> </w:t>
         </w:r>
@@ -27257,12 +27583,12 @@
           </m:e>
         </m:acc>
       </m:oMath>
-      <w:ins w:id="172" w:author="PR Preview" w:date="2026-01-01T00:00:00Z">
+      <w:ins w:id="221" w:author="PR Preview" w:date="2026-01-01T00:00:00Z">
         <w:r>
           <w:t xml:space="preserve"> </w:t>
         </w:r>
       </w:ins>
-      <w:ins w:id="173" w:author="PR Preview" w:date="2026-01-01T00:00:00Z">
+      <w:ins w:id="222" w:author="PR Preview" w:date="2026-01-01T00:00:00Z">
         <w:r>
           <w:t xml:space="preserve">in terms of its variance.</w:t>
         </w:r>
@@ -27614,7 +27940,7 @@
       <w:pPr>
         <w:pStyle w:val="FirstParagraph"/>
       </w:pPr>
-      <w:del w:id="174" w:author="PR Preview" w:date="2026-01-01T00:00:00Z">
+      <w:del w:id="223" w:author="PR Preview" w:date="2026-01-01T00:00:00Z">
         <w:r>
           <w:rPr>
             <w:b/>
@@ -27623,17 +27949,17 @@
           <w:delText xml:space="preserve">Theorem 4 (Properties of unbiased estimators)</w:delText>
         </w:r>
       </w:del>
-      <w:del w:id="175" w:author="PR Preview" w:date="2026-01-01T00:00:00Z">
+      <w:del w:id="224" w:author="PR Preview" w:date="2026-01-01T00:00:00Z">
         <w:r>
           <w:delText xml:space="preserve"> </w:delText>
         </w:r>
       </w:del>
-      <w:del w:id="176" w:author="PR Preview" w:date="2026-01-01T00:00:00Z">
+      <w:del w:id="225" w:author="PR Preview" w:date="2026-01-01T00:00:00Z">
         <w:r>
           <w:delText xml:space="preserve">If</w:delText>
         </w:r>
       </w:del>
-      <w:del w:id="177" w:author="PR Preview" w:date="2026-01-01T00:00:00Z">
+      <w:del w:id="226" w:author="PR Preview" w:date="2026-01-01T00:00:00Z">
         <w:r>
           <w:delText xml:space="preserve"> </w:delText>
         </w:r>
@@ -27650,23 +27976,23 @@
           </m:e>
         </m:acc>
       </m:oMath>
-      <w:del w:id="178" w:author="PR Preview" w:date="2026-01-01T00:00:00Z">
+      <w:del w:id="227" w:author="PR Preview" w:date="2026-01-01T00:00:00Z">
         <w:r>
           <w:delText xml:space="preserve"> </w:delText>
         </w:r>
       </w:del>
-      <w:del w:id="179" w:author="PR Preview" w:date="2026-01-01T00:00:00Z">
+      <w:del w:id="228" w:author="PR Preview" w:date="2026-01-01T00:00:00Z">
         <w:r>
           <w:delText xml:space="preserve">is an</w:delText>
         </w:r>
       </w:del>
-      <w:del w:id="180" w:author="PR Preview" w:date="2026-01-01T00:00:00Z">
+      <w:del w:id="229" w:author="PR Preview" w:date="2026-01-01T00:00:00Z">
         <w:r>
           <w:delText xml:space="preserve"> </w:delText>
         </w:r>
       </w:del>
       <w:hyperlink w:anchor="def-unbiased">
-        <w:del w:id="181" w:author="PR Preview" w:date="2026-01-01T00:00:00Z">
+        <w:del w:id="230" w:author="PR Preview" w:date="2026-01-01T00:00:00Z">
           <w:r>
             <w:rPr>
               <w:rStyle w:val="Hyperlink"/>
@@ -27675,17 +28001,17 @@
           </w:r>
         </w:del>
       </w:hyperlink>
-      <w:del w:id="182" w:author="PR Preview" w:date="2026-01-01T00:00:00Z">
+      <w:del w:id="231" w:author="PR Preview" w:date="2026-01-01T00:00:00Z">
         <w:r>
           <w:delText xml:space="preserve"> </w:delText>
         </w:r>
       </w:del>
-      <w:del w:id="183" w:author="PR Preview" w:date="2026-01-01T00:00:00Z">
+      <w:del w:id="232" w:author="PR Preview" w:date="2026-01-01T00:00:00Z">
         <w:r>
           <w:delText xml:space="preserve">estimator of</w:delText>
         </w:r>
       </w:del>
-      <w:del w:id="184" w:author="PR Preview" w:date="2026-01-01T00:00:00Z">
+      <w:del w:id="233" w:author="PR Preview" w:date="2026-01-01T00:00:00Z">
         <w:r>
           <w:delText xml:space="preserve"> </w:delText>
         </w:r>
@@ -27695,7 +28021,7 @@
           <m:t>θ</m:t>
         </m:r>
       </m:oMath>
-      <w:del w:id="185" w:author="PR Preview" w:date="2026-01-01T00:00:00Z">
+      <w:del w:id="234" w:author="PR Preview" w:date="2026-01-01T00:00:00Z">
         <w:r>
           <w:delText xml:space="preserve">, then:</w:delText>
         </w:r>
@@ -27705,7 +28031,7 @@
       <w:pPr>
         <w:pStyle w:val="FirstParagraph"/>
       </w:pPr>
-      <w:ins w:id="186" w:author="PR Preview" w:date="2026-01-01T00:00:00Z">
+      <w:ins w:id="235" w:author="PR Preview" w:date="2026-01-01T00:00:00Z">
         <w:r>
           <w:rPr>
             <w:b/>
@@ -27714,17 +28040,17 @@
           <w:t xml:space="preserve">Theorem 7 (Properties of unbiased estimators)</w:t>
         </w:r>
       </w:ins>
-      <w:ins w:id="187" w:author="PR Preview" w:date="2026-01-01T00:00:00Z">
+      <w:ins w:id="236" w:author="PR Preview" w:date="2026-01-01T00:00:00Z">
         <w:r>
           <w:t xml:space="preserve"> </w:t>
         </w:r>
       </w:ins>
-      <w:ins w:id="188" w:author="PR Preview" w:date="2026-01-01T00:00:00Z">
+      <w:ins w:id="237" w:author="PR Preview" w:date="2026-01-01T00:00:00Z">
         <w:r>
           <w:t xml:space="preserve">If</w:t>
         </w:r>
       </w:ins>
-      <w:ins w:id="189" w:author="PR Preview" w:date="2026-01-01T00:00:00Z">
+      <w:ins w:id="238" w:author="PR Preview" w:date="2026-01-01T00:00:00Z">
         <w:r>
           <w:t xml:space="preserve"> </w:t>
         </w:r>
@@ -27741,23 +28067,23 @@
           </m:e>
         </m:acc>
       </m:oMath>
-      <w:ins w:id="190" w:author="PR Preview" w:date="2026-01-01T00:00:00Z">
+      <w:ins w:id="239" w:author="PR Preview" w:date="2026-01-01T00:00:00Z">
         <w:r>
           <w:t xml:space="preserve"> </w:t>
         </w:r>
       </w:ins>
-      <w:ins w:id="191" w:author="PR Preview" w:date="2026-01-01T00:00:00Z">
+      <w:ins w:id="240" w:author="PR Preview" w:date="2026-01-01T00:00:00Z">
         <w:r>
           <w:t xml:space="preserve">is an</w:t>
         </w:r>
       </w:ins>
-      <w:ins w:id="192" w:author="PR Preview" w:date="2026-01-01T00:00:00Z">
+      <w:ins w:id="241" w:author="PR Preview" w:date="2026-01-01T00:00:00Z">
         <w:r>
           <w:t xml:space="preserve"> </w:t>
         </w:r>
       </w:ins>
       <w:hyperlink w:anchor="def-unbiased">
-        <w:ins w:id="193" w:author="PR Preview" w:date="2026-01-01T00:00:00Z">
+        <w:ins w:id="242" w:author="PR Preview" w:date="2026-01-01T00:00:00Z">
           <w:r>
             <w:rPr>
               <w:rStyle w:val="Hyperlink"/>
@@ -27766,17 +28092,17 @@
           </w:r>
         </w:ins>
       </w:hyperlink>
-      <w:ins w:id="194" w:author="PR Preview" w:date="2026-01-01T00:00:00Z">
+      <w:ins w:id="243" w:author="PR Preview" w:date="2026-01-01T00:00:00Z">
         <w:r>
           <w:t xml:space="preserve"> </w:t>
         </w:r>
       </w:ins>
-      <w:ins w:id="195" w:author="PR Preview" w:date="2026-01-01T00:00:00Z">
+      <w:ins w:id="244" w:author="PR Preview" w:date="2026-01-01T00:00:00Z">
         <w:r>
           <w:t xml:space="preserve">estimator of</w:t>
         </w:r>
       </w:ins>
-      <w:ins w:id="196" w:author="PR Preview" w:date="2026-01-01T00:00:00Z">
+      <w:ins w:id="245" w:author="PR Preview" w:date="2026-01-01T00:00:00Z">
         <w:r>
           <w:t xml:space="preserve"> </w:t>
         </w:r>
@@ -27786,7 +28112,7 @@
           <m:t>θ</m:t>
         </m:r>
       </m:oMath>
-      <w:ins w:id="197" w:author="PR Preview" w:date="2026-01-01T00:00:00Z">
+      <w:ins w:id="246" w:author="PR Preview" w:date="2026-01-01T00:00:00Z">
         <w:r>
           <w:t xml:space="preserve">, then:</w:t>
         </w:r>
@@ -30581,18 +30907,18 @@
       <w:pPr>
         <w:pStyle w:val="FirstParagraph"/>
       </w:pPr>
-      <w:del w:id="198" w:author="PR Preview" w:date="2026-01-01T00:00:00Z">
+      <w:del w:id="247" w:author="PR Preview" w:date="2026-01-01T00:00:00Z">
         <w:r>
           <w:delText xml:space="preserve">So for an</w:delText>
         </w:r>
       </w:del>
-      <w:del w:id="199" w:author="PR Preview" w:date="2026-01-01T00:00:00Z">
+      <w:del w:id="248" w:author="PR Preview" w:date="2026-01-01T00:00:00Z">
         <w:r>
           <w:delText xml:space="preserve"> </w:delText>
         </w:r>
       </w:del>
       <w:hyperlink w:anchor="def-unbiased">
-        <w:del w:id="200" w:author="PR Preview" w:date="2026-01-01T00:00:00Z">
+        <w:del w:id="249" w:author="PR Preview" w:date="2026-01-01T00:00:00Z">
           <w:r>
             <w:rPr>
               <w:rStyle w:val="Hyperlink"/>
@@ -30601,27 +30927,27 @@
           </w:r>
         </w:del>
       </w:hyperlink>
-      <w:del w:id="201" w:author="PR Preview" w:date="2026-01-01T00:00:00Z">
+      <w:del w:id="250" w:author="PR Preview" w:date="2026-01-01T00:00:00Z">
         <w:r>
           <w:delText xml:space="preserve"> </w:delText>
         </w:r>
       </w:del>
-      <w:del w:id="202" w:author="PR Preview" w:date="2026-01-01T00:00:00Z">
+      <w:del w:id="251" w:author="PR Preview" w:date="2026-01-01T00:00:00Z">
         <w:r>
           <w:delText xml:space="preserve">Gaussian estimator,</w:delText>
         </w:r>
       </w:del>
-      <w:del w:id="203" w:author="PR Preview" w:date="2026-01-01T00:00:00Z">
+      <w:del w:id="252" w:author="PR Preview" w:date="2026-01-01T00:00:00Z">
         <w:r>
           <w:delText xml:space="preserve"> </w:delText>
         </w:r>
       </w:del>
-      <w:del w:id="204" w:author="PR Preview" w:date="2026-01-01T00:00:00Z">
+      <w:del w:id="253" w:author="PR Preview" w:date="2026-01-01T00:00:00Z">
         <w:r>
           <w:delText xml:space="preserve">the mean absolute error is about</w:delText>
         </w:r>
       </w:del>
-      <w:del w:id="205" w:author="PR Preview" w:date="2026-01-01T00:00:00Z">
+      <w:del w:id="254" w:author="PR Preview" w:date="2026-01-01T00:00:00Z">
         <w:r>
           <w:delText xml:space="preserve"> </w:delText>
         </w:r>
@@ -30631,17 +30957,17 @@
           <m:t>0.80</m:t>
         </m:r>
       </m:oMath>
-      <w:del w:id="206" w:author="PR Preview" w:date="2026-01-01T00:00:00Z">
+      <w:del w:id="255" w:author="PR Preview" w:date="2026-01-01T00:00:00Z">
         <w:r>
           <w:delText xml:space="preserve"> </w:delText>
         </w:r>
       </w:del>
-      <w:del w:id="207" w:author="PR Preview" w:date="2026-01-01T00:00:00Z">
+      <w:del w:id="256" w:author="PR Preview" w:date="2026-01-01T00:00:00Z">
         <w:r>
           <w:delText xml:space="preserve">times the standard deviation</w:delText>
         </w:r>
       </w:del>
-      <w:del w:id="208" w:author="PR Preview" w:date="2026-01-01T00:00:00Z">
+      <w:del w:id="257" w:author="PR Preview" w:date="2026-01-01T00:00:00Z">
         <w:r>
           <w:delText xml:space="preserve"> </w:delText>
         </w:r>
@@ -30651,28 +30977,28 @@
           <m:t>τ</m:t>
         </m:r>
       </m:oMath>
-      <w:del w:id="209" w:author="PR Preview" w:date="2026-01-01T00:00:00Z">
+      <w:del w:id="258" w:author="PR Preview" w:date="2026-01-01T00:00:00Z">
         <w:r>
           <w:delText xml:space="preserve">,</w:delText>
         </w:r>
       </w:del>
-      <w:del w:id="210" w:author="PR Preview" w:date="2026-01-01T00:00:00Z">
+      <w:del w:id="259" w:author="PR Preview" w:date="2026-01-01T00:00:00Z">
         <w:r>
           <w:delText xml:space="preserve"> </w:delText>
         </w:r>
       </w:del>
-      <w:del w:id="211" w:author="PR Preview" w:date="2026-01-01T00:00:00Z">
+      <w:del w:id="260" w:author="PR Preview" w:date="2026-01-01T00:00:00Z">
         <w:r>
           <w:delText xml:space="preserve">while the</w:delText>
         </w:r>
       </w:del>
-      <w:del w:id="212" w:author="PR Preview" w:date="2026-01-01T00:00:00Z">
+      <w:del w:id="261" w:author="PR Preview" w:date="2026-01-01T00:00:00Z">
         <w:r>
           <w:delText xml:space="preserve"> </w:delText>
         </w:r>
       </w:del>
       <w:hyperlink w:anchor="def-rmse">
-        <w:del w:id="213" w:author="PR Preview" w:date="2026-01-01T00:00:00Z">
+        <w:del w:id="262" w:author="PR Preview" w:date="2026-01-01T00:00:00Z">
           <w:r>
             <w:rPr>
               <w:rStyle w:val="Hyperlink"/>
@@ -30681,17 +31007,17 @@
           </w:r>
         </w:del>
       </w:hyperlink>
-      <w:del w:id="214" w:author="PR Preview" w:date="2026-01-01T00:00:00Z">
+      <w:del w:id="263" w:author="PR Preview" w:date="2026-01-01T00:00:00Z">
         <w:r>
           <w:delText xml:space="preserve"> </w:delText>
         </w:r>
       </w:del>
-      <w:del w:id="215" w:author="PR Preview" w:date="2026-01-01T00:00:00Z">
+      <w:del w:id="264" w:author="PR Preview" w:date="2026-01-01T00:00:00Z">
         <w:r>
           <w:delText xml:space="preserve">is</w:delText>
         </w:r>
       </w:del>
-      <w:del w:id="216" w:author="PR Preview" w:date="2026-01-01T00:00:00Z">
+      <w:del w:id="265" w:author="PR Preview" w:date="2026-01-01T00:00:00Z">
         <w:r>
           <w:delText xml:space="preserve"> </w:delText>
         </w:r>
@@ -30701,28 +31027,28 @@
           <m:t>τ</m:t>
         </m:r>
       </m:oMath>
-      <w:del w:id="217" w:author="PR Preview" w:date="2026-01-01T00:00:00Z">
+      <w:del w:id="266" w:author="PR Preview" w:date="2026-01-01T00:00:00Z">
         <w:r>
           <w:delText xml:space="preserve"> </w:delText>
         </w:r>
       </w:del>
-      <w:del w:id="218" w:author="PR Preview" w:date="2026-01-01T00:00:00Z">
+      <w:del w:id="267" w:author="PR Preview" w:date="2026-01-01T00:00:00Z">
         <w:r>
           <w:delText xml:space="preserve">itself</w:delText>
         </w:r>
       </w:del>
-      <w:del w:id="219" w:author="PR Preview" w:date="2026-01-01T00:00:00Z">
+      <w:del w:id="268" w:author="PR Preview" w:date="2026-01-01T00:00:00Z">
         <w:r>
           <w:delText xml:space="preserve"> </w:delText>
         </w:r>
       </w:del>
-      <w:del w:id="220" w:author="PR Preview" w:date="2026-01-01T00:00:00Z">
+      <w:del w:id="269" w:author="PR Preview" w:date="2026-01-01T00:00:00Z">
         <w:r>
           <w:delText xml:space="preserve">(</w:delText>
         </w:r>
       </w:del>
       <w:hyperlink w:anchor="thm-unbiased-props">
-        <w:del w:id="221" w:author="PR Preview" w:date="2026-01-01T00:00:00Z">
+        <w:del w:id="270" w:author="PR Preview" w:date="2026-01-01T00:00:00Z">
           <w:r>
             <w:rPr>
               <w:rStyle w:val="Hyperlink"/>
@@ -30731,7 +31057,7 @@
           </w:r>
         </w:del>
       </w:hyperlink>
-      <w:del w:id="222" w:author="PR Preview" w:date="2026-01-01T00:00:00Z">
+      <w:del w:id="271" w:author="PR Preview" w:date="2026-01-01T00:00:00Z">
         <w:r>
           <w:delText xml:space="preserve">).</w:delText>
         </w:r>
@@ -30741,18 +31067,18 @@
       <w:pPr>
         <w:pStyle w:val="FirstParagraph"/>
       </w:pPr>
-      <w:ins w:id="223" w:author="PR Preview" w:date="2026-01-01T00:00:00Z">
+      <w:ins w:id="272" w:author="PR Preview" w:date="2026-01-01T00:00:00Z">
         <w:r>
           <w:t xml:space="preserve">So for an</w:t>
         </w:r>
       </w:ins>
-      <w:ins w:id="224" w:author="PR Preview" w:date="2026-01-01T00:00:00Z">
+      <w:ins w:id="273" w:author="PR Preview" w:date="2026-01-01T00:00:00Z">
         <w:r>
           <w:t xml:space="preserve"> </w:t>
         </w:r>
       </w:ins>
       <w:hyperlink w:anchor="def-unbiased">
-        <w:ins w:id="225" w:author="PR Preview" w:date="2026-01-01T00:00:00Z">
+        <w:ins w:id="274" w:author="PR Preview" w:date="2026-01-01T00:00:00Z">
           <w:r>
             <w:rPr>
               <w:rStyle w:val="Hyperlink"/>
@@ -30761,27 +31087,27 @@
           </w:r>
         </w:ins>
       </w:hyperlink>
-      <w:ins w:id="226" w:author="PR Preview" w:date="2026-01-01T00:00:00Z">
+      <w:ins w:id="275" w:author="PR Preview" w:date="2026-01-01T00:00:00Z">
         <w:r>
           <w:t xml:space="preserve"> </w:t>
         </w:r>
       </w:ins>
-      <w:ins w:id="227" w:author="PR Preview" w:date="2026-01-01T00:00:00Z">
+      <w:ins w:id="276" w:author="PR Preview" w:date="2026-01-01T00:00:00Z">
         <w:r>
           <w:t xml:space="preserve">Gaussian estimator,</w:t>
         </w:r>
       </w:ins>
-      <w:ins w:id="228" w:author="PR Preview" w:date="2026-01-01T00:00:00Z">
+      <w:ins w:id="277" w:author="PR Preview" w:date="2026-01-01T00:00:00Z">
         <w:r>
           <w:t xml:space="preserve"> </w:t>
         </w:r>
       </w:ins>
-      <w:ins w:id="229" w:author="PR Preview" w:date="2026-01-01T00:00:00Z">
+      <w:ins w:id="278" w:author="PR Preview" w:date="2026-01-01T00:00:00Z">
         <w:r>
           <w:t xml:space="preserve">the mean absolute error is about</w:t>
         </w:r>
       </w:ins>
-      <w:ins w:id="230" w:author="PR Preview" w:date="2026-01-01T00:00:00Z">
+      <w:ins w:id="279" w:author="PR Preview" w:date="2026-01-01T00:00:00Z">
         <w:r>
           <w:t xml:space="preserve"> </w:t>
         </w:r>
@@ -30791,17 +31117,17 @@
           <m:t>0.80</m:t>
         </m:r>
       </m:oMath>
-      <w:ins w:id="231" w:author="PR Preview" w:date="2026-01-01T00:00:00Z">
+      <w:ins w:id="280" w:author="PR Preview" w:date="2026-01-01T00:00:00Z">
         <w:r>
           <w:t xml:space="preserve"> </w:t>
         </w:r>
       </w:ins>
-      <w:ins w:id="232" w:author="PR Preview" w:date="2026-01-01T00:00:00Z">
+      <w:ins w:id="281" w:author="PR Preview" w:date="2026-01-01T00:00:00Z">
         <w:r>
           <w:t xml:space="preserve">times the standard deviation</w:t>
         </w:r>
       </w:ins>
-      <w:ins w:id="233" w:author="PR Preview" w:date="2026-01-01T00:00:00Z">
+      <w:ins w:id="282" w:author="PR Preview" w:date="2026-01-01T00:00:00Z">
         <w:r>
           <w:t xml:space="preserve"> </w:t>
         </w:r>
@@ -30811,28 +31137,28 @@
           <m:t>τ</m:t>
         </m:r>
       </m:oMath>
-      <w:ins w:id="234" w:author="PR Preview" w:date="2026-01-01T00:00:00Z">
+      <w:ins w:id="283" w:author="PR Preview" w:date="2026-01-01T00:00:00Z">
         <w:r>
           <w:t xml:space="preserve">,</w:t>
         </w:r>
       </w:ins>
-      <w:ins w:id="235" w:author="PR Preview" w:date="2026-01-01T00:00:00Z">
+      <w:ins w:id="284" w:author="PR Preview" w:date="2026-01-01T00:00:00Z">
         <w:r>
           <w:t xml:space="preserve"> </w:t>
         </w:r>
       </w:ins>
-      <w:ins w:id="236" w:author="PR Preview" w:date="2026-01-01T00:00:00Z">
+      <w:ins w:id="285" w:author="PR Preview" w:date="2026-01-01T00:00:00Z">
         <w:r>
           <w:t xml:space="preserve">while the</w:t>
         </w:r>
       </w:ins>
-      <w:ins w:id="237" w:author="PR Preview" w:date="2026-01-01T00:00:00Z">
+      <w:ins w:id="286" w:author="PR Preview" w:date="2026-01-01T00:00:00Z">
         <w:r>
           <w:t xml:space="preserve"> </w:t>
         </w:r>
       </w:ins>
       <w:hyperlink w:anchor="def-rmse">
-        <w:ins w:id="238" w:author="PR Preview" w:date="2026-01-01T00:00:00Z">
+        <w:ins w:id="287" w:author="PR Preview" w:date="2026-01-01T00:00:00Z">
           <w:r>
             <w:rPr>
               <w:rStyle w:val="Hyperlink"/>
@@ -30841,17 +31167,17 @@
           </w:r>
         </w:ins>
       </w:hyperlink>
-      <w:ins w:id="239" w:author="PR Preview" w:date="2026-01-01T00:00:00Z">
+      <w:ins w:id="288" w:author="PR Preview" w:date="2026-01-01T00:00:00Z">
         <w:r>
           <w:t xml:space="preserve"> </w:t>
         </w:r>
       </w:ins>
-      <w:ins w:id="240" w:author="PR Preview" w:date="2026-01-01T00:00:00Z">
+      <w:ins w:id="289" w:author="PR Preview" w:date="2026-01-01T00:00:00Z">
         <w:r>
           <w:t xml:space="preserve">is</w:t>
         </w:r>
       </w:ins>
-      <w:ins w:id="241" w:author="PR Preview" w:date="2026-01-01T00:00:00Z">
+      <w:ins w:id="290" w:author="PR Preview" w:date="2026-01-01T00:00:00Z">
         <w:r>
           <w:t xml:space="preserve"> </w:t>
         </w:r>
@@ -30861,28 +31187,28 @@
           <m:t>τ</m:t>
         </m:r>
       </m:oMath>
-      <w:ins w:id="242" w:author="PR Preview" w:date="2026-01-01T00:00:00Z">
+      <w:ins w:id="291" w:author="PR Preview" w:date="2026-01-01T00:00:00Z">
         <w:r>
           <w:t xml:space="preserve"> </w:t>
         </w:r>
       </w:ins>
-      <w:ins w:id="243" w:author="PR Preview" w:date="2026-01-01T00:00:00Z">
+      <w:ins w:id="292" w:author="PR Preview" w:date="2026-01-01T00:00:00Z">
         <w:r>
           <w:t xml:space="preserve">itself</w:t>
         </w:r>
       </w:ins>
-      <w:ins w:id="244" w:author="PR Preview" w:date="2026-01-01T00:00:00Z">
+      <w:ins w:id="293" w:author="PR Preview" w:date="2026-01-01T00:00:00Z">
         <w:r>
           <w:t xml:space="preserve"> </w:t>
         </w:r>
       </w:ins>
-      <w:ins w:id="245" w:author="PR Preview" w:date="2026-01-01T00:00:00Z">
+      <w:ins w:id="294" w:author="PR Preview" w:date="2026-01-01T00:00:00Z">
         <w:r>
           <w:t xml:space="preserve">(</w:t>
         </w:r>
       </w:ins>
       <w:hyperlink w:anchor="thm-unbiased-props">
-        <w:ins w:id="246" w:author="PR Preview" w:date="2026-01-01T00:00:00Z">
+        <w:ins w:id="295" w:author="PR Preview" w:date="2026-01-01T00:00:00Z">
           <w:r>
             <w:rPr>
               <w:rStyle w:val="Hyperlink"/>
@@ -30891,7 +31217,7 @@
           </w:r>
         </w:ins>
       </w:hyperlink>
-      <w:ins w:id="247" w:author="PR Preview" w:date="2026-01-01T00:00:00Z">
+      <w:ins w:id="296" w:author="PR Preview" w:date="2026-01-01T00:00:00Z">
         <w:r>
           <w:t xml:space="preserve">).</w:t>
         </w:r>
@@ -31904,7 +32230,7 @@
       <w:pPr>
         <w:pStyle w:val="FirstParagraph"/>
       </w:pPr>
-      <w:del w:id="248" w:author="PR Preview" w:date="2026-01-01T00:00:00Z">
+      <w:del w:id="297" w:author="PR Preview" w:date="2026-01-01T00:00:00Z">
         <w:r>
           <w:rPr>
             <w:b/>
@@ -31918,7 +32244,7 @@
       <w:pPr>
         <w:pStyle w:val="FirstParagraph"/>
       </w:pPr>
-      <w:ins w:id="249" w:author="PR Preview" w:date="2026-01-01T00:00:00Z">
+      <w:ins w:id="298" w:author="PR Preview" w:date="2026-01-01T00:00:00Z">
         <w:r>
           <w:rPr>
             <w:b/>
@@ -32067,7 +32393,7 @@
       <w:pPr>
         <w:pStyle w:val="BodyText"/>
       </w:pPr>
-      <w:del w:id="250" w:author="PR Preview" w:date="2026-01-01T00:00:00Z">
+      <w:del w:id="299" w:author="PR Preview" w:date="2026-01-01T00:00:00Z">
         <w:r>
           <w:rPr>
             <w:i/>
@@ -32076,68 +32402,68 @@
           <w:delText xml:space="preserve">Remark 4</w:delText>
         </w:r>
       </w:del>
-      <w:del w:id="251" w:author="PR Preview" w:date="2026-01-01T00:00:00Z">
+      <w:del w:id="300" w:author="PR Preview" w:date="2026-01-01T00:00:00Z">
         <w:r>
           <w:delText xml:space="preserve"> (The name</w:delText>
         </w:r>
       </w:del>
-      <w:del w:id="252" w:author="PR Preview" w:date="2026-01-01T00:00:00Z">
+      <w:del w:id="301" w:author="PR Preview" w:date="2026-01-01T00:00:00Z">
         <w:r>
           <w:delText xml:space="preserve"> </w:delText>
         </w:r>
       </w:del>
-      <w:del w:id="253" w:author="PR Preview" w:date="2026-01-01T00:00:00Z">
+      <w:del w:id="302" w:author="PR Preview" w:date="2026-01-01T00:00:00Z">
         <w:r>
           <w:delText xml:space="preserve">“standard error”</w:delText>
         </w:r>
       </w:del>
-      <w:del w:id="254" w:author="PR Preview" w:date="2026-01-01T00:00:00Z">
+      <w:del w:id="303" w:author="PR Preview" w:date="2026-01-01T00:00:00Z">
         <w:r>
           <w:delText xml:space="preserve">). </w:delText>
         </w:r>
       </w:del>
-      <w:del w:id="255" w:author="PR Preview" w:date="2026-01-01T00:00:00Z">
+      <w:del w:id="304" w:author="PR Preview" w:date="2026-01-01T00:00:00Z">
         <w:r>
           <w:delText xml:space="preserve">“Standard error”</w:delText>
         </w:r>
       </w:del>
-      <w:del w:id="256" w:author="PR Preview" w:date="2026-01-01T00:00:00Z">
+      <w:del w:id="305" w:author="PR Preview" w:date="2026-01-01T00:00:00Z">
         <w:r>
           <w:delText xml:space="preserve"> </w:delText>
         </w:r>
       </w:del>
-      <w:del w:id="257" w:author="PR Preview" w:date="2026-01-01T00:00:00Z">
+      <w:del w:id="306" w:author="PR Preview" w:date="2026-01-01T00:00:00Z">
         <w:r>
           <w:delText xml:space="preserve">is a confusing name in two ways.</w:delText>
         </w:r>
       </w:del>
-      <w:del w:id="258" w:author="PR Preview" w:date="2026-01-01T00:00:00Z">
+      <w:del w:id="307" w:author="PR Preview" w:date="2026-01-01T00:00:00Z">
         <w:r>
           <w:delText xml:space="preserve"> </w:delText>
         </w:r>
       </w:del>
-      <w:del w:id="259" w:author="PR Preview" w:date="2026-01-01T00:00:00Z">
+      <w:del w:id="308" w:author="PR Preview" w:date="2026-01-01T00:00:00Z">
         <w:r>
           <w:delText xml:space="preserve">It is defined through the estimator’s own spread,</w:delText>
         </w:r>
       </w:del>
-      <w:del w:id="260" w:author="PR Preview" w:date="2026-01-01T00:00:00Z">
+      <w:del w:id="309" w:author="PR Preview" w:date="2026-01-01T00:00:00Z">
         <w:r>
           <w:delText xml:space="preserve"> </w:delText>
         </w:r>
       </w:del>
-      <w:del w:id="261" w:author="PR Preview" w:date="2026-01-01T00:00:00Z">
+      <w:del w:id="310" w:author="PR Preview" w:date="2026-01-01T00:00:00Z">
         <w:r>
           <w:delText xml:space="preserve">not through the</w:delText>
         </w:r>
       </w:del>
-      <w:del w:id="262" w:author="PR Preview" w:date="2026-01-01T00:00:00Z">
+      <w:del w:id="311" w:author="PR Preview" w:date="2026-01-01T00:00:00Z">
         <w:r>
           <w:delText xml:space="preserve"> </w:delText>
         </w:r>
       </w:del>
       <w:hyperlink w:anchor="def-estimation-error">
-        <w:del w:id="263" w:author="PR Preview" w:date="2026-01-01T00:00:00Z">
+        <w:del w:id="312" w:author="PR Preview" w:date="2026-01-01T00:00:00Z">
           <w:r>
             <w:rPr>
               <w:rStyle w:val="Hyperlink"/>
@@ -32146,23 +32472,23 @@
           </w:r>
         </w:del>
       </w:hyperlink>
-      <w:del w:id="264" w:author="PR Preview" w:date="2026-01-01T00:00:00Z">
+      <w:del w:id="313" w:author="PR Preview" w:date="2026-01-01T00:00:00Z">
         <w:r>
           <w:delText xml:space="preserve"> </w:delText>
         </w:r>
       </w:del>
-      <w:del w:id="265" w:author="PR Preview" w:date="2026-01-01T00:00:00Z">
+      <w:del w:id="314" w:author="PR Preview" w:date="2026-01-01T00:00:00Z">
         <w:r>
           <w:delText xml:space="preserve">(although</w:delText>
         </w:r>
       </w:del>
-      <w:del w:id="266" w:author="PR Preview" w:date="2026-01-01T00:00:00Z">
+      <w:del w:id="315" w:author="PR Preview" w:date="2026-01-01T00:00:00Z">
         <w:r>
           <w:delText xml:space="preserve"> </w:delText>
         </w:r>
       </w:del>
       <w:hyperlink w:anchor="thm-se-error-sd">
-        <w:del w:id="267" w:author="PR Preview" w:date="2026-01-01T00:00:00Z">
+        <w:del w:id="316" w:author="PR Preview" w:date="2026-01-01T00:00:00Z">
           <w:r>
             <w:rPr>
               <w:rStyle w:val="Hyperlink"/>
@@ -32171,62 +32497,62 @@
           </w:r>
         </w:del>
       </w:hyperlink>
-      <w:del w:id="268" w:author="PR Preview" w:date="2026-01-01T00:00:00Z">
+      <w:del w:id="317" w:author="PR Preview" w:date="2026-01-01T00:00:00Z">
         <w:r>
           <w:delText xml:space="preserve"> </w:delText>
         </w:r>
       </w:del>
-      <w:del w:id="269" w:author="PR Preview" w:date="2026-01-01T00:00:00Z">
+      <w:del w:id="318" w:author="PR Preview" w:date="2026-01-01T00:00:00Z">
         <w:r>
           <w:delText xml:space="preserve">shows that the two spreads are equal).</w:delText>
         </w:r>
       </w:del>
-      <w:del w:id="270" w:author="PR Preview" w:date="2026-01-01T00:00:00Z">
+      <w:del w:id="319" w:author="PR Preview" w:date="2026-01-01T00:00:00Z">
         <w:r>
           <w:delText xml:space="preserve"> </w:delText>
         </w:r>
       </w:del>
-      <w:del w:id="271" w:author="PR Preview" w:date="2026-01-01T00:00:00Z">
+      <w:del w:id="320" w:author="PR Preview" w:date="2026-01-01T00:00:00Z">
         <w:r>
           <w:delText xml:space="preserve">It is also a synonym for the standard deviation of an estimator,</w:delText>
         </w:r>
       </w:del>
-      <w:del w:id="272" w:author="PR Preview" w:date="2026-01-01T00:00:00Z">
+      <w:del w:id="321" w:author="PR Preview" w:date="2026-01-01T00:00:00Z">
         <w:r>
           <w:delText xml:space="preserve"> </w:delText>
         </w:r>
       </w:del>
-      <w:del w:id="273" w:author="PR Preview" w:date="2026-01-01T00:00:00Z">
+      <w:del w:id="322" w:author="PR Preview" w:date="2026-01-01T00:00:00Z">
         <w:r>
           <w:delText xml:space="preserve">so it can look redundant.</w:delText>
         </w:r>
       </w:del>
-      <w:del w:id="274" w:author="PR Preview" w:date="2026-01-01T00:00:00Z">
+      <w:del w:id="323" w:author="PR Preview" w:date="2026-01-01T00:00:00Z">
         <w:r>
           <w:delText xml:space="preserve"> </w:delText>
         </w:r>
       </w:del>
-      <w:del w:id="275" w:author="PR Preview" w:date="2026-01-01T00:00:00Z">
+      <w:del w:id="324" w:author="PR Preview" w:date="2026-01-01T00:00:00Z">
         <w:r>
           <w:delText xml:space="preserve">The name persists because standard errors</w:delText>
         </w:r>
       </w:del>
-      <w:del w:id="276" w:author="PR Preview" w:date="2026-01-01T00:00:00Z">
+      <w:del w:id="325" w:author="PR Preview" w:date="2026-01-01T00:00:00Z">
         <w:r>
           <w:delText xml:space="preserve"> </w:delText>
         </w:r>
       </w:del>
-      <w:del w:id="277" w:author="PR Preview" w:date="2026-01-01T00:00:00Z">
+      <w:del w:id="326" w:author="PR Preview" w:date="2026-01-01T00:00:00Z">
         <w:r>
           <w:delText xml:space="preserve">are the building blocks of p-values and confidence intervals,</w:delText>
         </w:r>
       </w:del>
-      <w:del w:id="278" w:author="PR Preview" w:date="2026-01-01T00:00:00Z">
+      <w:del w:id="327" w:author="PR Preview" w:date="2026-01-01T00:00:00Z">
         <w:r>
           <w:delText xml:space="preserve"> </w:delText>
         </w:r>
       </w:del>
-      <w:del w:id="279" w:author="PR Preview" w:date="2026-01-01T00:00:00Z">
+      <w:del w:id="328" w:author="PR Preview" w:date="2026-01-01T00:00:00Z">
         <w:r>
           <w:delText xml:space="preserve">so they come up often enough to deserve their own name.</w:delText>
         </w:r>
@@ -32236,7 +32562,7 @@
       <w:pPr>
         <w:pStyle w:val="BodyText"/>
       </w:pPr>
-      <w:del w:id="280" w:author="PR Preview" w:date="2026-01-01T00:00:00Z">
+      <w:del w:id="329" w:author="PR Preview" w:date="2026-01-01T00:00:00Z">
         <w:r>
           <w:rPr>
             <w:b/>
@@ -32245,23 +32571,23 @@
           <w:delText xml:space="preserve">Exercise 9 (Squared standard error from MSE and bias)</w:delText>
         </w:r>
       </w:del>
-      <w:del w:id="281" w:author="PR Preview" w:date="2026-01-01T00:00:00Z">
+      <w:del w:id="330" w:author="PR Preview" w:date="2026-01-01T00:00:00Z">
         <w:r>
           <w:delText xml:space="preserve"> </w:delText>
         </w:r>
       </w:del>
-      <w:del w:id="282" w:author="PR Preview" w:date="2026-01-01T00:00:00Z">
+      <w:del w:id="331" w:author="PR Preview" w:date="2026-01-01T00:00:00Z">
         <w:r>
           <w:delText xml:space="preserve">Using</w:delText>
         </w:r>
       </w:del>
-      <w:del w:id="283" w:author="PR Preview" w:date="2026-01-01T00:00:00Z">
+      <w:del w:id="332" w:author="PR Preview" w:date="2026-01-01T00:00:00Z">
         <w:r>
           <w:delText xml:space="preserve"> </w:delText>
         </w:r>
       </w:del>
       <w:hyperlink w:anchor="thm-mse-bias-variance">
-        <w:del w:id="284" w:author="PR Preview" w:date="2026-01-01T00:00:00Z">
+        <w:del w:id="333" w:author="PR Preview" w:date="2026-01-01T00:00:00Z">
           <w:r>
             <w:rPr>
               <w:rStyle w:val="Hyperlink"/>
@@ -32270,28 +32596,28 @@
           </w:r>
         </w:del>
       </w:hyperlink>
-      <w:del w:id="285" w:author="PR Preview" w:date="2026-01-01T00:00:00Z">
+      <w:del w:id="334" w:author="PR Preview" w:date="2026-01-01T00:00:00Z">
         <w:r>
           <w:delText xml:space="preserve">,</w:delText>
         </w:r>
       </w:del>
-      <w:del w:id="286" w:author="PR Preview" w:date="2026-01-01T00:00:00Z">
+      <w:del w:id="335" w:author="PR Preview" w:date="2026-01-01T00:00:00Z">
         <w:r>
           <w:delText xml:space="preserve"> </w:delText>
         </w:r>
       </w:del>
-      <w:del w:id="287" w:author="PR Preview" w:date="2026-01-01T00:00:00Z">
+      <w:del w:id="336" w:author="PR Preview" w:date="2026-01-01T00:00:00Z">
         <w:r>
           <w:delText xml:space="preserve">write the squared</w:delText>
         </w:r>
       </w:del>
-      <w:del w:id="288" w:author="PR Preview" w:date="2026-01-01T00:00:00Z">
+      <w:del w:id="337" w:author="PR Preview" w:date="2026-01-01T00:00:00Z">
         <w:r>
           <w:delText xml:space="preserve"> </w:delText>
         </w:r>
       </w:del>
       <w:hyperlink w:anchor="def-SE">
-        <w:del w:id="289" w:author="PR Preview" w:date="2026-01-01T00:00:00Z">
+        <w:del w:id="338" w:author="PR Preview" w:date="2026-01-01T00:00:00Z">
           <w:r>
             <w:rPr>
               <w:rStyle w:val="Hyperlink"/>
@@ -32300,7 +32626,7 @@
           </w:r>
         </w:del>
       </w:hyperlink>
-      <w:del w:id="290" w:author="PR Preview" w:date="2026-01-01T00:00:00Z">
+      <w:del w:id="339" w:author="PR Preview" w:date="2026-01-01T00:00:00Z">
         <w:r>
           <w:delText xml:space="preserve"> </w:delText>
         </w:r>
@@ -32364,23 +32690,23 @@
           <m:t>​</m:t>
         </m:r>
       </m:oMath>
-      <w:del w:id="291" w:author="PR Preview" w:date="2026-01-01T00:00:00Z">
+      <w:del w:id="340" w:author="PR Preview" w:date="2026-01-01T00:00:00Z">
         <w:r>
           <w:delText xml:space="preserve"> </w:delText>
         </w:r>
       </w:del>
-      <w:del w:id="292" w:author="PR Preview" w:date="2026-01-01T00:00:00Z">
+      <w:del w:id="341" w:author="PR Preview" w:date="2026-01-01T00:00:00Z">
         <w:r>
           <w:delText xml:space="preserve">in terms of the</w:delText>
         </w:r>
       </w:del>
-      <w:del w:id="293" w:author="PR Preview" w:date="2026-01-01T00:00:00Z">
+      <w:del w:id="342" w:author="PR Preview" w:date="2026-01-01T00:00:00Z">
         <w:r>
           <w:delText xml:space="preserve"> </w:delText>
         </w:r>
       </w:del>
       <w:hyperlink w:anchor="def-mse">
-        <w:del w:id="294" w:author="PR Preview" w:date="2026-01-01T00:00:00Z">
+        <w:del w:id="343" w:author="PR Preview" w:date="2026-01-01T00:00:00Z">
           <w:r>
             <w:rPr>
               <w:rStyle w:val="Hyperlink"/>
@@ -32389,23 +32715,23 @@
           </w:r>
         </w:del>
       </w:hyperlink>
-      <w:del w:id="295" w:author="PR Preview" w:date="2026-01-01T00:00:00Z">
+      <w:del w:id="344" w:author="PR Preview" w:date="2026-01-01T00:00:00Z">
         <w:r>
           <w:delText xml:space="preserve"> </w:delText>
         </w:r>
       </w:del>
-      <w:del w:id="296" w:author="PR Preview" w:date="2026-01-01T00:00:00Z">
+      <w:del w:id="345" w:author="PR Preview" w:date="2026-01-01T00:00:00Z">
         <w:r>
           <w:delText xml:space="preserve">and the</w:delText>
         </w:r>
       </w:del>
-      <w:del w:id="297" w:author="PR Preview" w:date="2026-01-01T00:00:00Z">
+      <w:del w:id="346" w:author="PR Preview" w:date="2026-01-01T00:00:00Z">
         <w:r>
           <w:delText xml:space="preserve"> </w:delText>
         </w:r>
       </w:del>
       <w:hyperlink w:anchor="def-bias">
-        <w:del w:id="298" w:author="PR Preview" w:date="2026-01-01T00:00:00Z">
+        <w:del w:id="347" w:author="PR Preview" w:date="2026-01-01T00:00:00Z">
           <w:r>
             <w:rPr>
               <w:rStyle w:val="Hyperlink"/>
@@ -32414,17 +32740,17 @@
           </w:r>
         </w:del>
       </w:hyperlink>
-      <w:del w:id="299" w:author="PR Preview" w:date="2026-01-01T00:00:00Z">
+      <w:del w:id="348" w:author="PR Preview" w:date="2026-01-01T00:00:00Z">
         <w:r>
           <w:delText xml:space="preserve"> </w:delText>
         </w:r>
       </w:del>
-      <w:del w:id="300" w:author="PR Preview" w:date="2026-01-01T00:00:00Z">
+      <w:del w:id="349" w:author="PR Preview" w:date="2026-01-01T00:00:00Z">
         <w:r>
           <w:delText xml:space="preserve">of</w:delText>
         </w:r>
       </w:del>
-      <w:del w:id="301" w:author="PR Preview" w:date="2026-01-01T00:00:00Z">
+      <w:del w:id="350" w:author="PR Preview" w:date="2026-01-01T00:00:00Z">
         <w:r>
           <w:delText xml:space="preserve"> </w:delText>
         </w:r>
@@ -32441,7 +32767,7 @@
           </m:e>
         </m:acc>
       </m:oMath>
-      <w:del w:id="302" w:author="PR Preview" w:date="2026-01-01T00:00:00Z">
+      <w:del w:id="351" w:author="PR Preview" w:date="2026-01-01T00:00:00Z">
         <w:r>
           <w:delText xml:space="preserve">.</w:delText>
         </w:r>
@@ -32451,7 +32777,7 @@
       <w:pPr>
         <w:pStyle w:val="BodyText"/>
       </w:pPr>
-      <w:ins w:id="303" w:author="PR Preview" w:date="2026-01-01T00:00:00Z">
+      <w:ins w:id="352" w:author="PR Preview" w:date="2026-01-01T00:00:00Z">
         <w:r>
           <w:rPr>
             <w:i/>
@@ -32460,68 +32786,68 @@
           <w:t xml:space="preserve">Remark 4</w:t>
         </w:r>
       </w:ins>
-      <w:ins w:id="304" w:author="PR Preview" w:date="2026-01-01T00:00:00Z">
+      <w:ins w:id="353" w:author="PR Preview" w:date="2026-01-01T00:00:00Z">
         <w:r>
           <w:t xml:space="preserve"> (The name</w:t>
         </w:r>
       </w:ins>
-      <w:ins w:id="305" w:author="PR Preview" w:date="2026-01-01T00:00:00Z">
+      <w:ins w:id="354" w:author="PR Preview" w:date="2026-01-01T00:00:00Z">
         <w:r>
           <w:t xml:space="preserve"> </w:t>
         </w:r>
       </w:ins>
-      <w:ins w:id="306" w:author="PR Preview" w:date="2026-01-01T00:00:00Z">
+      <w:ins w:id="355" w:author="PR Preview" w:date="2026-01-01T00:00:00Z">
         <w:r>
           <w:t xml:space="preserve">“standard error”</w:t>
         </w:r>
       </w:ins>
-      <w:ins w:id="307" w:author="PR Preview" w:date="2026-01-01T00:00:00Z">
+      <w:ins w:id="356" w:author="PR Preview" w:date="2026-01-01T00:00:00Z">
         <w:r>
           <w:t xml:space="preserve">). </w:t>
         </w:r>
       </w:ins>
-      <w:ins w:id="308" w:author="PR Preview" w:date="2026-01-01T00:00:00Z">
+      <w:ins w:id="357" w:author="PR Preview" w:date="2026-01-01T00:00:00Z">
         <w:r>
           <w:t xml:space="preserve">“Standard error”</w:t>
         </w:r>
       </w:ins>
-      <w:ins w:id="309" w:author="PR Preview" w:date="2026-01-01T00:00:00Z">
+      <w:ins w:id="358" w:author="PR Preview" w:date="2026-01-01T00:00:00Z">
         <w:r>
           <w:t xml:space="preserve"> </w:t>
         </w:r>
       </w:ins>
-      <w:ins w:id="310" w:author="PR Preview" w:date="2026-01-01T00:00:00Z">
+      <w:ins w:id="359" w:author="PR Preview" w:date="2026-01-01T00:00:00Z">
         <w:r>
           <w:t xml:space="preserve">is a confusing name in two ways.</w:t>
         </w:r>
       </w:ins>
-      <w:ins w:id="311" w:author="PR Preview" w:date="2026-01-01T00:00:00Z">
+      <w:ins w:id="360" w:author="PR Preview" w:date="2026-01-01T00:00:00Z">
         <w:r>
           <w:t xml:space="preserve"> </w:t>
         </w:r>
       </w:ins>
-      <w:ins w:id="312" w:author="PR Preview" w:date="2026-01-01T00:00:00Z">
+      <w:ins w:id="361" w:author="PR Preview" w:date="2026-01-01T00:00:00Z">
         <w:r>
           <w:t xml:space="preserve">It is defined through the estimator’s own spread,</w:t>
         </w:r>
       </w:ins>
-      <w:ins w:id="313" w:author="PR Preview" w:date="2026-01-01T00:00:00Z">
+      <w:ins w:id="362" w:author="PR Preview" w:date="2026-01-01T00:00:00Z">
         <w:r>
           <w:t xml:space="preserve"> </w:t>
         </w:r>
       </w:ins>
-      <w:ins w:id="314" w:author="PR Preview" w:date="2026-01-01T00:00:00Z">
+      <w:ins w:id="363" w:author="PR Preview" w:date="2026-01-01T00:00:00Z">
         <w:r>
           <w:t xml:space="preserve">not through the</w:t>
         </w:r>
       </w:ins>
-      <w:ins w:id="315" w:author="PR Preview" w:date="2026-01-01T00:00:00Z">
+      <w:ins w:id="364" w:author="PR Preview" w:date="2026-01-01T00:00:00Z">
         <w:r>
           <w:t xml:space="preserve"> </w:t>
         </w:r>
       </w:ins>
       <w:hyperlink w:anchor="def-estimation-error">
-        <w:ins w:id="316" w:author="PR Preview" w:date="2026-01-01T00:00:00Z">
+        <w:ins w:id="365" w:author="PR Preview" w:date="2026-01-01T00:00:00Z">
           <w:r>
             <w:rPr>
               <w:rStyle w:val="Hyperlink"/>
@@ -32530,23 +32856,23 @@
           </w:r>
         </w:ins>
       </w:hyperlink>
-      <w:ins w:id="317" w:author="PR Preview" w:date="2026-01-01T00:00:00Z">
+      <w:ins w:id="366" w:author="PR Preview" w:date="2026-01-01T00:00:00Z">
         <w:r>
           <w:t xml:space="preserve"> </w:t>
         </w:r>
       </w:ins>
-      <w:ins w:id="318" w:author="PR Preview" w:date="2026-01-01T00:00:00Z">
+      <w:ins w:id="367" w:author="PR Preview" w:date="2026-01-01T00:00:00Z">
         <w:r>
           <w:t xml:space="preserve">(although</w:t>
         </w:r>
       </w:ins>
-      <w:ins w:id="319" w:author="PR Preview" w:date="2026-01-01T00:00:00Z">
+      <w:ins w:id="368" w:author="PR Preview" w:date="2026-01-01T00:00:00Z">
         <w:r>
           <w:t xml:space="preserve"> </w:t>
         </w:r>
       </w:ins>
       <w:hyperlink w:anchor="thm-se-error-sd">
-        <w:ins w:id="320" w:author="PR Preview" w:date="2026-01-01T00:00:00Z">
+        <w:ins w:id="369" w:author="PR Preview" w:date="2026-01-01T00:00:00Z">
           <w:r>
             <w:rPr>
               <w:rStyle w:val="Hyperlink"/>
@@ -32555,62 +32881,62 @@
           </w:r>
         </w:ins>
       </w:hyperlink>
-      <w:ins w:id="321" w:author="PR Preview" w:date="2026-01-01T00:00:00Z">
+      <w:ins w:id="370" w:author="PR Preview" w:date="2026-01-01T00:00:00Z">
         <w:r>
           <w:t xml:space="preserve"> </w:t>
         </w:r>
       </w:ins>
-      <w:ins w:id="322" w:author="PR Preview" w:date="2026-01-01T00:00:00Z">
+      <w:ins w:id="371" w:author="PR Preview" w:date="2026-01-01T00:00:00Z">
         <w:r>
           <w:t xml:space="preserve">shows that the two spreads are equal).</w:t>
         </w:r>
       </w:ins>
-      <w:ins w:id="323" w:author="PR Preview" w:date="2026-01-01T00:00:00Z">
+      <w:ins w:id="372" w:author="PR Preview" w:date="2026-01-01T00:00:00Z">
         <w:r>
           <w:t xml:space="preserve"> </w:t>
         </w:r>
       </w:ins>
-      <w:ins w:id="324" w:author="PR Preview" w:date="2026-01-01T00:00:00Z">
+      <w:ins w:id="373" w:author="PR Preview" w:date="2026-01-01T00:00:00Z">
         <w:r>
           <w:t xml:space="preserve">It is also a synonym for the standard deviation of an estimator,</w:t>
         </w:r>
       </w:ins>
-      <w:ins w:id="325" w:author="PR Preview" w:date="2026-01-01T00:00:00Z">
+      <w:ins w:id="374" w:author="PR Preview" w:date="2026-01-01T00:00:00Z">
         <w:r>
           <w:t xml:space="preserve"> </w:t>
         </w:r>
       </w:ins>
-      <w:ins w:id="326" w:author="PR Preview" w:date="2026-01-01T00:00:00Z">
+      <w:ins w:id="375" w:author="PR Preview" w:date="2026-01-01T00:00:00Z">
         <w:r>
           <w:t xml:space="preserve">so it can look redundant.</w:t>
         </w:r>
       </w:ins>
-      <w:ins w:id="327" w:author="PR Preview" w:date="2026-01-01T00:00:00Z">
+      <w:ins w:id="376" w:author="PR Preview" w:date="2026-01-01T00:00:00Z">
         <w:r>
           <w:t xml:space="preserve"> </w:t>
         </w:r>
       </w:ins>
-      <w:ins w:id="328" w:author="PR Preview" w:date="2026-01-01T00:00:00Z">
+      <w:ins w:id="377" w:author="PR Preview" w:date="2026-01-01T00:00:00Z">
         <w:r>
           <w:t xml:space="preserve">The name persists because standard errors</w:t>
         </w:r>
       </w:ins>
-      <w:ins w:id="329" w:author="PR Preview" w:date="2026-01-01T00:00:00Z">
+      <w:ins w:id="378" w:author="PR Preview" w:date="2026-01-01T00:00:00Z">
         <w:r>
           <w:t xml:space="preserve"> </w:t>
         </w:r>
       </w:ins>
-      <w:ins w:id="330" w:author="PR Preview" w:date="2026-01-01T00:00:00Z">
+      <w:ins w:id="379" w:author="PR Preview" w:date="2026-01-01T00:00:00Z">
         <w:r>
           <w:t xml:space="preserve">are the building blocks of p-values and confidence intervals,</w:t>
         </w:r>
       </w:ins>
-      <w:ins w:id="331" w:author="PR Preview" w:date="2026-01-01T00:00:00Z">
+      <w:ins w:id="380" w:author="PR Preview" w:date="2026-01-01T00:00:00Z">
         <w:r>
           <w:t xml:space="preserve"> </w:t>
         </w:r>
       </w:ins>
-      <w:ins w:id="332" w:author="PR Preview" w:date="2026-01-01T00:00:00Z">
+      <w:ins w:id="381" w:author="PR Preview" w:date="2026-01-01T00:00:00Z">
         <w:r>
           <w:t xml:space="preserve">so they come up often enough to deserve their own name.</w:t>
         </w:r>
@@ -32622,7 +32948,7 @@
       <w:pPr>
         <w:pStyle w:val="BodyText"/>
       </w:pPr>
-      <w:ins w:id="333" w:author="PR Preview" w:date="2026-01-01T00:00:00Z">
+      <w:ins w:id="382" w:author="PR Preview" w:date="2026-01-01T00:00:00Z">
         <w:r>
           <w:rPr>
             <w:b/>
@@ -32631,23 +32957,23 @@
           <w:t xml:space="preserve">Exercise 9 (Squared standard error from MSE and bias)</w:t>
         </w:r>
       </w:ins>
-      <w:ins w:id="334" w:author="PR Preview" w:date="2026-01-01T00:00:00Z">
+      <w:ins w:id="383" w:author="PR Preview" w:date="2026-01-01T00:00:00Z">
         <w:r>
           <w:t xml:space="preserve"> </w:t>
         </w:r>
       </w:ins>
-      <w:ins w:id="335" w:author="PR Preview" w:date="2026-01-01T00:00:00Z">
+      <w:ins w:id="384" w:author="PR Preview" w:date="2026-01-01T00:00:00Z">
         <w:r>
           <w:t xml:space="preserve">Using</w:t>
         </w:r>
       </w:ins>
-      <w:ins w:id="336" w:author="PR Preview" w:date="2026-01-01T00:00:00Z">
+      <w:ins w:id="385" w:author="PR Preview" w:date="2026-01-01T00:00:00Z">
         <w:r>
           <w:t xml:space="preserve"> </w:t>
         </w:r>
       </w:ins>
       <w:hyperlink w:anchor="thm-mse-bias-variance">
-        <w:ins w:id="337" w:author="PR Preview" w:date="2026-01-01T00:00:00Z">
+        <w:ins w:id="386" w:author="PR Preview" w:date="2026-01-01T00:00:00Z">
           <w:r>
             <w:rPr>
               <w:rStyle w:val="Hyperlink"/>
@@ -32656,28 +32982,28 @@
           </w:r>
         </w:ins>
       </w:hyperlink>
-      <w:ins w:id="338" w:author="PR Preview" w:date="2026-01-01T00:00:00Z">
+      <w:ins w:id="387" w:author="PR Preview" w:date="2026-01-01T00:00:00Z">
         <w:r>
           <w:t xml:space="preserve">,</w:t>
         </w:r>
       </w:ins>
-      <w:ins w:id="339" w:author="PR Preview" w:date="2026-01-01T00:00:00Z">
+      <w:ins w:id="388" w:author="PR Preview" w:date="2026-01-01T00:00:00Z">
         <w:r>
           <w:t xml:space="preserve"> </w:t>
         </w:r>
       </w:ins>
-      <w:ins w:id="340" w:author="PR Preview" w:date="2026-01-01T00:00:00Z">
+      <w:ins w:id="389" w:author="PR Preview" w:date="2026-01-01T00:00:00Z">
         <w:r>
           <w:t xml:space="preserve">write the squared</w:t>
         </w:r>
       </w:ins>
-      <w:ins w:id="341" w:author="PR Preview" w:date="2026-01-01T00:00:00Z">
+      <w:ins w:id="390" w:author="PR Preview" w:date="2026-01-01T00:00:00Z">
         <w:r>
           <w:t xml:space="preserve"> </w:t>
         </w:r>
       </w:ins>
       <w:hyperlink w:anchor="def-SE">
-        <w:ins w:id="342" w:author="PR Preview" w:date="2026-01-01T00:00:00Z">
+        <w:ins w:id="391" w:author="PR Preview" w:date="2026-01-01T00:00:00Z">
           <w:r>
             <w:rPr>
               <w:rStyle w:val="Hyperlink"/>
@@ -32686,7 +33012,7 @@
           </w:r>
         </w:ins>
       </w:hyperlink>
-      <w:ins w:id="343" w:author="PR Preview" w:date="2026-01-01T00:00:00Z">
+      <w:ins w:id="392" w:author="PR Preview" w:date="2026-01-01T00:00:00Z">
         <w:r>
           <w:t xml:space="preserve"> </w:t>
         </w:r>
@@ -32750,23 +33076,23 @@
           <m:t>​</m:t>
         </m:r>
       </m:oMath>
-      <w:ins w:id="344" w:author="PR Preview" w:date="2026-01-01T00:00:00Z">
+      <w:ins w:id="393" w:author="PR Preview" w:date="2026-01-01T00:00:00Z">
         <w:r>
           <w:t xml:space="preserve"> </w:t>
         </w:r>
       </w:ins>
-      <w:ins w:id="345" w:author="PR Preview" w:date="2026-01-01T00:00:00Z">
+      <w:ins w:id="394" w:author="PR Preview" w:date="2026-01-01T00:00:00Z">
         <w:r>
           <w:t xml:space="preserve">in terms of the</w:t>
         </w:r>
       </w:ins>
-      <w:ins w:id="346" w:author="PR Preview" w:date="2026-01-01T00:00:00Z">
+      <w:ins w:id="395" w:author="PR Preview" w:date="2026-01-01T00:00:00Z">
         <w:r>
           <w:t xml:space="preserve"> </w:t>
         </w:r>
       </w:ins>
       <w:hyperlink w:anchor="def-mse">
-        <w:ins w:id="347" w:author="PR Preview" w:date="2026-01-01T00:00:00Z">
+        <w:ins w:id="396" w:author="PR Preview" w:date="2026-01-01T00:00:00Z">
           <w:r>
             <w:rPr>
               <w:rStyle w:val="Hyperlink"/>
@@ -32775,23 +33101,23 @@
           </w:r>
         </w:ins>
       </w:hyperlink>
-      <w:ins w:id="348" w:author="PR Preview" w:date="2026-01-01T00:00:00Z">
+      <w:ins w:id="397" w:author="PR Preview" w:date="2026-01-01T00:00:00Z">
         <w:r>
           <w:t xml:space="preserve"> </w:t>
         </w:r>
       </w:ins>
-      <w:ins w:id="349" w:author="PR Preview" w:date="2026-01-01T00:00:00Z">
+      <w:ins w:id="398" w:author="PR Preview" w:date="2026-01-01T00:00:00Z">
         <w:r>
           <w:t xml:space="preserve">and the</w:t>
         </w:r>
       </w:ins>
-      <w:ins w:id="350" w:author="PR Preview" w:date="2026-01-01T00:00:00Z">
+      <w:ins w:id="399" w:author="PR Preview" w:date="2026-01-01T00:00:00Z">
         <w:r>
           <w:t xml:space="preserve"> </w:t>
         </w:r>
       </w:ins>
       <w:hyperlink w:anchor="def-bias">
-        <w:ins w:id="351" w:author="PR Preview" w:date="2026-01-01T00:00:00Z">
+        <w:ins w:id="400" w:author="PR Preview" w:date="2026-01-01T00:00:00Z">
           <w:r>
             <w:rPr>
               <w:rStyle w:val="Hyperlink"/>
@@ -32800,17 +33126,17 @@
           </w:r>
         </w:ins>
       </w:hyperlink>
-      <w:ins w:id="352" w:author="PR Preview" w:date="2026-01-01T00:00:00Z">
+      <w:ins w:id="401" w:author="PR Preview" w:date="2026-01-01T00:00:00Z">
         <w:r>
           <w:t xml:space="preserve"> </w:t>
         </w:r>
       </w:ins>
-      <w:ins w:id="353" w:author="PR Preview" w:date="2026-01-01T00:00:00Z">
+      <w:ins w:id="402" w:author="PR Preview" w:date="2026-01-01T00:00:00Z">
         <w:r>
           <w:t xml:space="preserve">of</w:t>
         </w:r>
       </w:ins>
-      <w:ins w:id="354" w:author="PR Preview" w:date="2026-01-01T00:00:00Z">
+      <w:ins w:id="403" w:author="PR Preview" w:date="2026-01-01T00:00:00Z">
         <w:r>
           <w:t xml:space="preserve"> </w:t>
         </w:r>
@@ -32827,7 +33153,7 @@
           </m:e>
         </m:acc>
       </m:oMath>
-      <w:ins w:id="355" w:author="PR Preview" w:date="2026-01-01T00:00:00Z">
+      <w:ins w:id="404" w:author="PR Preview" w:date="2026-01-01T00:00:00Z">
         <w:r>
           <w:t xml:space="preserve">.</w:t>
         </w:r>
